--- a/sem7/Практика/Фирсов_КА_задание_НИР.docx
+++ b/sem7/Практика/Фирсов_КА_задание_НИР.docx
@@ -68,6 +68,12 @@
           <w:szCs w:val="22"/>
         </w:rPr>
       </w:r>
+      <w:r>
+        <w:rPr>
+          <w:sz w:val="22"/>
+          <w:szCs w:val="22"/>
+        </w:rPr>
+      </w:r>
     </w:p>
     <w:p>
       <w:pPr>
@@ -99,6 +105,12 @@
           <w:szCs w:val="22"/>
         </w:rPr>
       </w:r>
+      <w:r>
+        <w:rPr>
+          <w:sz w:val="22"/>
+          <w:szCs w:val="22"/>
+        </w:rPr>
+      </w:r>
     </w:p>
     <w:p>
       <w:pPr>
@@ -116,6 +128,12 @@
           <w:between w:val="none" w:color="000000" w:sz="4" w:space="0"/>
         </w:pBdr>
       </w:pPr>
+      <w:r>
+        <w:rPr>
+          <w:sz w:val="22"/>
+          <w:szCs w:val="22"/>
+        </w:rPr>
+      </w:r>
       <w:r>
         <w:rPr>
           <w:sz w:val="22"/>
@@ -174,6 +192,12 @@
           <w:szCs w:val="22"/>
         </w:rPr>
       </w:r>
+      <w:r>
+        <w:rPr>
+          <w:sz w:val="22"/>
+          <w:szCs w:val="22"/>
+        </w:rPr>
+      </w:r>
     </w:p>
     <w:p>
       <w:pPr>
@@ -206,6 +230,12 @@
           <w:szCs w:val="22"/>
         </w:rPr>
       </w:r>
+      <w:r>
+        <w:rPr>
+          <w:sz w:val="22"/>
+          <w:szCs w:val="22"/>
+        </w:rPr>
+      </w:r>
     </w:p>
     <w:p>
       <w:pPr>
@@ -223,6 +253,12 @@
           <w:between w:val="none" w:color="000000" w:sz="4" w:space="0"/>
         </w:pBdr>
       </w:pPr>
+      <w:r>
+        <w:rPr>
+          <w:sz w:val="22"/>
+          <w:szCs w:val="22"/>
+        </w:rPr>
+      </w:r>
       <w:r>
         <w:rPr>
           <w:sz w:val="22"/>
@@ -260,6 +296,12 @@
           <w:szCs w:val="22"/>
         </w:rPr>
         <w:t xml:space="preserve">Утверждаю</w:t>
+      </w:r>
+      <w:r>
+        <w:rPr>
+          <w:sz w:val="22"/>
+          <w:szCs w:val="22"/>
+        </w:rPr>
       </w:r>
       <w:r>
         <w:rPr>
@@ -311,6 +353,12 @@
           <w:szCs w:val="22"/>
         </w:rPr>
       </w:r>
+      <w:r>
+        <w:rPr>
+          <w:sz w:val="22"/>
+          <w:szCs w:val="22"/>
+        </w:rPr>
+      </w:r>
     </w:p>
     <w:p>
       <w:pPr>
@@ -341,6 +389,12 @@
           <w:szCs w:val="22"/>
         </w:rPr>
       </w:r>
+      <w:r>
+        <w:rPr>
+          <w:sz w:val="22"/>
+          <w:szCs w:val="22"/>
+        </w:rPr>
+      </w:r>
     </w:p>
     <w:p>
       <w:pPr>
@@ -364,6 +418,12 @@
           <w:szCs w:val="22"/>
         </w:rPr>
         <w:t xml:space="preserve">Е.З.Власова</w:t>
+      </w:r>
+      <w:r>
+        <w:rPr>
+          <w:sz w:val="22"/>
+          <w:szCs w:val="22"/>
+        </w:rPr>
       </w:r>
       <w:r>
         <w:rPr>
@@ -422,6 +482,12 @@
           <w:szCs w:val="22"/>
         </w:rPr>
       </w:r>
+      <w:r>
+        <w:rPr>
+          <w:sz w:val="22"/>
+          <w:szCs w:val="22"/>
+        </w:rPr>
+      </w:r>
     </w:p>
     <w:p>
       <w:pPr>
@@ -439,6 +505,12 @@
           <w:between w:val="none" w:color="000000" w:sz="4" w:space="0"/>
         </w:pBdr>
       </w:pPr>
+      <w:r>
+        <w:rPr>
+          <w:sz w:val="22"/>
+          <w:szCs w:val="22"/>
+        </w:rPr>
+      </w:r>
       <w:r>
         <w:rPr>
           <w:sz w:val="22"/>
@@ -482,6 +554,12 @@
           <w:szCs w:val="22"/>
         </w:rPr>
       </w:r>
+      <w:r>
+        <w:rPr>
+          <w:sz w:val="22"/>
+          <w:szCs w:val="22"/>
+        </w:rPr>
+      </w:r>
     </w:p>
     <w:p>
       <w:pPr>
@@ -506,6 +584,12 @@
           <w:szCs w:val="22"/>
         </w:rPr>
         <w:t xml:space="preserve">НА ПРОИЗВОДСТВЕННУЮ ПРАКТИКУ </w:t>
+      </w:r>
+      <w:r>
+        <w:rPr>
+          <w:sz w:val="22"/>
+          <w:szCs w:val="22"/>
+        </w:rPr>
       </w:r>
       <w:r>
         <w:rPr>
@@ -544,6 +628,12 @@
           <w:szCs w:val="22"/>
         </w:rPr>
       </w:r>
+      <w:r>
+        <w:rPr>
+          <w:sz w:val="22"/>
+          <w:szCs w:val="22"/>
+        </w:rPr>
+      </w:r>
     </w:p>
     <w:p>
       <w:pPr>
@@ -573,6 +663,12 @@
           <w:szCs w:val="22"/>
         </w:rPr>
       </w:r>
+      <w:r>
+        <w:rPr>
+          <w:sz w:val="22"/>
+          <w:szCs w:val="22"/>
+        </w:rPr>
+      </w:r>
     </w:p>
     <w:p>
       <w:pPr>
@@ -590,6 +686,12 @@
           <w:between w:val="none" w:color="000000" w:sz="4" w:space="0"/>
         </w:pBdr>
       </w:pPr>
+      <w:r>
+        <w:rPr>
+          <w:sz w:val="22"/>
+          <w:szCs w:val="22"/>
+        </w:rPr>
+      </w:r>
       <w:r>
         <w:rPr>
           <w:sz w:val="22"/>
@@ -649,6 +751,12 @@
           <w:szCs w:val="22"/>
         </w:rPr>
       </w:r>
+      <w:r>
+        <w:rPr>
+          <w:sz w:val="22"/>
+          <w:szCs w:val="22"/>
+        </w:rPr>
+      </w:r>
     </w:p>
     <w:p>
       <w:pPr>
@@ -674,6 +782,12 @@
           <w:vertAlign w:val="superscript"/>
         </w:rPr>
         <w:t xml:space="preserve"> (Фамилия, имя, отчество студента)</w:t>
+      </w:r>
+      <w:r>
+        <w:rPr>
+          <w:sz w:val="22"/>
+          <w:szCs w:val="22"/>
+        </w:rPr>
       </w:r>
       <w:r>
         <w:rPr>
@@ -752,6 +866,12 @@
           <w:szCs w:val="22"/>
         </w:rPr>
       </w:r>
+      <w:r>
+        <w:rPr>
+          <w:sz w:val="22"/>
+          <w:szCs w:val="22"/>
+        </w:rPr>
+      </w:r>
     </w:p>
     <w:p>
       <w:pPr>
@@ -778,6 +898,13 @@
           <w:vertAlign w:val="superscript"/>
         </w:rPr>
         <w:t xml:space="preserve">                                                                                          (Фамилия, имя, отчество, ученое звание и степень, должность)</w:t>
+      </w:r>
+      <w:r>
+        <w:rPr>
+          <w:sz w:val="22"/>
+          <w:szCs w:val="22"/>
+          <w:vertAlign w:val="superscript"/>
+        </w:rPr>
       </w:r>
       <w:r>
         <w:rPr>
@@ -865,28 +992,7 @@
           <w:sz w:val="22"/>
           <w:szCs w:val="22"/>
         </w:rPr>
-        <w:t xml:space="preserve">2</w:t>
-      </w:r>
-      <w:r>
-        <w:rPr>
-          <w:sz w:val="22"/>
-          <w:szCs w:val="22"/>
-        </w:rPr>
-        <w:t xml:space="preserve">6</w:t>
-      </w:r>
-      <w:r>
-        <w:rPr>
-          <w:sz w:val="22"/>
-          <w:szCs w:val="22"/>
-        </w:rPr>
-        <w:t xml:space="preserve">6</w:t>
-      </w:r>
-      <w:r>
-        <w:rPr>
-          <w:sz w:val="22"/>
-          <w:szCs w:val="22"/>
-        </w:rPr>
-        <w:t xml:space="preserve">/</w:t>
+        <w:t xml:space="preserve">145/</w:t>
       </w:r>
       <w:r>
         <w:rPr>
@@ -957,6 +1063,12 @@
           <w:szCs w:val="22"/>
         </w:rPr>
         <w:t xml:space="preserve">  г.</w:t>
+      </w:r>
+      <w:r>
+        <w:rPr>
+          <w:sz w:val="22"/>
+          <w:szCs w:val="22"/>
+        </w:rPr>
       </w:r>
       <w:r>
         <w:rPr>
@@ -1058,6 +1170,12 @@
           <w:szCs w:val="22"/>
         </w:rPr>
       </w:r>
+      <w:r>
+        <w:rPr>
+          <w:sz w:val="22"/>
+          <w:szCs w:val="22"/>
+        </w:rPr>
+      </w:r>
     </w:p>
     <w:p>
       <w:pPr>
@@ -1075,6 +1193,12 @@
           <w:between w:val="none" w:color="000000" w:sz="4" w:space="0"/>
         </w:pBdr>
       </w:pPr>
+      <w:r>
+        <w:rPr>
+          <w:sz w:val="22"/>
+          <w:szCs w:val="22"/>
+        </w:rPr>
+      </w:r>
       <w:r>
         <w:rPr>
           <w:sz w:val="22"/>
@@ -1118,6 +1242,12 @@
           <w:szCs w:val="22"/>
         </w:rPr>
       </w:r>
+      <w:r>
+        <w:rPr>
+          <w:sz w:val="22"/>
+          <w:szCs w:val="22"/>
+        </w:rPr>
+      </w:r>
     </w:p>
     <w:p>
       <w:pPr>
@@ -1138,7 +1268,12 @@
       <w:bookmarkStart w:id="0" w:name="_heading=h.gjdgxs"/>
       <w:r/>
       <w:bookmarkEnd w:id="0"/>
-      <w:r/>
+      <w:r>
+        <w:rPr>
+          <w:sz w:val="22"/>
+          <w:szCs w:val="22"/>
+        </w:rPr>
+      </w:r>
       <w:r>
         <w:rPr>
           <w:sz w:val="22"/>
@@ -1148,7 +1283,7 @@
     </w:p>
     <w:tbl>
       <w:tblPr>
-        <w:tblStyle w:val="644"/>
+        <w:tblStyle w:val="850"/>
         <w:tblW w:w="10179" w:type="dxa"/>
         <w:tblInd w:w="-567" w:type="dxa"/>
         <w:tblBorders>
@@ -1213,6 +1348,12 @@
                 <w:szCs w:val="20"/>
               </w:rPr>
             </w:r>
+            <w:r>
+              <w:rPr>
+                <w:sz w:val="20"/>
+                <w:szCs w:val="20"/>
+              </w:rPr>
+            </w:r>
           </w:p>
         </w:tc>
         <w:tc>
@@ -1249,6 +1390,12 @@
                 <w:szCs w:val="20"/>
               </w:rPr>
               <w:t xml:space="preserve">Форма отчетности</w:t>
+            </w:r>
+            <w:r>
+              <w:rPr>
+                <w:sz w:val="20"/>
+                <w:szCs w:val="20"/>
+              </w:rPr>
             </w:r>
             <w:r>
               <w:rPr>
@@ -1300,6 +1447,12 @@
                 <w:szCs w:val="20"/>
               </w:rPr>
             </w:r>
+            <w:r>
+              <w:rPr>
+                <w:sz w:val="20"/>
+                <w:szCs w:val="20"/>
+              </w:rPr>
+            </w:r>
           </w:p>
           <w:p>
             <w:pPr>
@@ -1323,6 +1476,12 @@
                 <w:szCs w:val="20"/>
               </w:rPr>
               <w:t xml:space="preserve">работы</w:t>
+            </w:r>
+            <w:r>
+              <w:rPr>
+                <w:sz w:val="20"/>
+                <w:szCs w:val="20"/>
+              </w:rPr>
             </w:r>
             <w:r>
               <w:rPr>
@@ -1378,6 +1537,12 @@
                 <w:szCs w:val="20"/>
               </w:rPr>
             </w:r>
+            <w:r>
+              <w:rPr>
+                <w:sz w:val="20"/>
+                <w:szCs w:val="20"/>
+              </w:rPr>
+            </w:r>
           </w:p>
         </w:tc>
         <w:tc>
@@ -1422,6 +1587,12 @@
                 <w:szCs w:val="20"/>
               </w:rPr>
             </w:r>
+            <w:r>
+              <w:rPr>
+                <w:sz w:val="20"/>
+                <w:szCs w:val="20"/>
+              </w:rPr>
+            </w:r>
           </w:p>
         </w:tc>
         <w:tc>
@@ -1465,6 +1636,12 @@
                 <w:szCs w:val="20"/>
               </w:rPr>
             </w:r>
+            <w:r>
+              <w:rPr>
+                <w:sz w:val="20"/>
+                <w:szCs w:val="20"/>
+              </w:rPr>
+            </w:r>
           </w:p>
         </w:tc>
         <w:tc>
@@ -1501,6 +1678,12 @@
                 <w:szCs w:val="20"/>
               </w:rPr>
               <w:t xml:space="preserve">Фактически</w:t>
+            </w:r>
+            <w:r>
+              <w:rPr>
+                <w:sz w:val="20"/>
+                <w:szCs w:val="20"/>
+              </w:rPr>
             </w:r>
             <w:r>
               <w:rPr>
@@ -1554,6 +1737,12 @@
                 <w:b/>
               </w:rPr>
               <w:t xml:space="preserve">Инвариантная самостоятельная работа</w:t>
+            </w:r>
+            <w:r>
+              <w:rPr>
+                <w:sz w:val="20"/>
+                <w:szCs w:val="20"/>
+              </w:rPr>
             </w:r>
             <w:r>
               <w:rPr>
@@ -1739,6 +1928,12 @@
                 <w:szCs w:val="20"/>
               </w:rPr>
             </w:r>
+            <w:r>
+              <w:rPr>
+                <w:sz w:val="20"/>
+                <w:szCs w:val="20"/>
+              </w:rPr>
+            </w:r>
           </w:p>
         </w:tc>
         <w:tc>
@@ -1888,6 +2083,13 @@
                 <w:szCs w:val="22"/>
               </w:rPr>
             </w:r>
+            <w:r>
+              <w:rPr>
+                <w:rFonts w:ascii="Calibri" w:hAnsi="Calibri" w:eastAsia="Calibri" w:cs="Calibri"/>
+                <w:sz w:val="22"/>
+                <w:szCs w:val="22"/>
+              </w:rPr>
+            </w:r>
           </w:p>
         </w:tc>
         <w:tc>
@@ -1980,7 +2182,6 @@
               </w:rPr>
               <w:t xml:space="preserve">30.11.2025</w:t>
             </w:r>
-            <w:r/>
             <w:r>
               <w:rPr>
                 <w:sz w:val="20"/>
@@ -2076,6 +2277,12 @@
                 <w:szCs w:val="22"/>
               </w:rPr>
             </w:r>
+            <w:r>
+              <w:rPr>
+                <w:sz w:val="22"/>
+                <w:szCs w:val="22"/>
+              </w:rPr>
+            </w:r>
           </w:p>
         </w:tc>
         <w:tc>
@@ -2119,6 +2326,12 @@
                 <w:szCs w:val="20"/>
               </w:rPr>
             </w:r>
+            <w:r>
+              <w:rPr>
+                <w:sz w:val="20"/>
+                <w:szCs w:val="20"/>
+              </w:rPr>
+            </w:r>
           </w:p>
         </w:tc>
         <w:tc>
@@ -2162,7 +2375,6 @@
               </w:rPr>
               <w:t xml:space="preserve">03.12.2025</w:t>
             </w:r>
-            <w:r/>
             <w:r>
               <w:rPr>
                 <w:sz w:val="20"/>
@@ -2221,6 +2433,12 @@
                 <w:b/>
               </w:rPr>
               <w:t xml:space="preserve">Вариативная самостоятельная работа (выбрать одно из заданий с одинаковыми номерами)</w:t>
+            </w:r>
+            <w:r>
+              <w:rPr>
+                <w:sz w:val="20"/>
+                <w:szCs w:val="20"/>
+              </w:rPr>
             </w:r>
             <w:r>
               <w:rPr>
@@ -2422,6 +2640,11 @@
                 <w:lang w:val="en-US"/>
               </w:rPr>
             </w:r>
+            <w:r>
+              <w:rPr>
+                <w:lang w:val="en-US"/>
+              </w:rPr>
+            </w:r>
           </w:p>
           <w:p>
             <w:pPr>
@@ -2482,6 +2705,11 @@
                 <w:lang w:val="en-US"/>
               </w:rPr>
             </w:r>
+            <w:r>
+              <w:rPr>
+                <w:lang w:val="en-US"/>
+              </w:rPr>
+            </w:r>
           </w:p>
           <w:p>
             <w:pPr>
@@ -2542,6 +2770,11 @@
                 <w:lang w:val="en-US"/>
               </w:rPr>
             </w:r>
+            <w:r>
+              <w:rPr>
+                <w:lang w:val="en-US"/>
+              </w:rPr>
+            </w:r>
           </w:p>
           <w:p>
             <w:pPr>
@@ -2611,6 +2844,11 @@
                 <w:lang w:val="en-US"/>
               </w:rPr>
             </w:r>
+            <w:r>
+              <w:rPr>
+                <w:lang w:val="en-US"/>
+              </w:rPr>
+            </w:r>
           </w:p>
           <w:p>
             <w:pPr>
@@ -2665,6 +2903,11 @@
                 <w:lang w:val="en-US"/>
               </w:rPr>
               <w:t xml:space="preserve"> (Digital library science);</w:t>
+            </w:r>
+            <w:r>
+              <w:rPr>
+                <w:lang w:val="en-US"/>
+              </w:rPr>
             </w:r>
             <w:r>
               <w:rPr>
@@ -2824,6 +3067,11 @@
                 <w:lang w:val="en-US"/>
               </w:rPr>
             </w:r>
+            <w:r>
+              <w:rPr>
+                <w:lang w:val="en-US"/>
+              </w:rPr>
+            </w:r>
           </w:p>
           <w:p>
             <w:pPr>
@@ -2869,6 +3117,11 @@
                 <w:lang w:val="en-US"/>
               </w:rPr>
             </w:r>
+            <w:r>
+              <w:rPr>
+                <w:lang w:val="en-US"/>
+              </w:rPr>
+            </w:r>
           </w:p>
           <w:p>
             <w:pPr>
@@ -2914,6 +3167,11 @@
                 <w:lang w:val="en-US"/>
               </w:rPr>
             </w:r>
+            <w:r>
+              <w:rPr>
+                <w:lang w:val="en-US"/>
+              </w:rPr>
+            </w:r>
           </w:p>
           <w:p>
             <w:pPr>
@@ -2953,6 +3211,11 @@
                 <w:lang w:val="en-US"/>
               </w:rPr>
               <w:t xml:space="preserve"> (Learning theory);</w:t>
+            </w:r>
+            <w:r>
+              <w:rPr>
+                <w:lang w:val="en-US"/>
+              </w:rPr>
             </w:r>
             <w:r>
               <w:rPr>
@@ -3205,6 +3468,11 @@
                 <w:lang w:val="en-US"/>
               </w:rPr>
             </w:r>
+            <w:r>
+              <w:rPr>
+                <w:lang w:val="en-US"/>
+              </w:rPr>
+            </w:r>
           </w:p>
           <w:p>
             <w:pPr>
@@ -3235,6 +3503,11 @@
                 <w:lang w:val="en-US"/>
               </w:rPr>
               <w:t xml:space="preserve"> (Web service design);</w:t>
+            </w:r>
+            <w:r>
+              <w:rPr>
+                <w:lang w:val="en-US"/>
+              </w:rPr>
             </w:r>
             <w:r>
               <w:rPr>
@@ -3276,6 +3549,13 @@
                 <w:between w:val="none" w:color="000000" w:sz="4" w:space="0"/>
               </w:pBdr>
             </w:pPr>
+            <w:r>
+              <w:rPr>
+                <w:rFonts w:ascii="Calibri" w:hAnsi="Calibri" w:eastAsia="Calibri" w:cs="Calibri"/>
+                <w:sz w:val="22"/>
+                <w:szCs w:val="22"/>
+              </w:rPr>
+            </w:r>
             <w:r>
               <w:rPr>
                 <w:rFonts w:ascii="Calibri" w:hAnsi="Calibri" w:eastAsia="Calibri" w:cs="Calibri"/>
@@ -3327,6 +3607,13 @@
             </w:pPr>
             <w:r>
               <w:t xml:space="preserve">В результате выполнения 2.1 – 2.3 студент формирует текстовый документ, оформленного в соответствии с ГОСТ.</w:t>
+            </w:r>
+            <w:r>
+              <w:rPr>
+                <w:rFonts w:ascii="Calibri" w:hAnsi="Calibri" w:eastAsia="Calibri" w:cs="Calibri"/>
+                <w:sz w:val="22"/>
+                <w:szCs w:val="22"/>
+              </w:rPr>
             </w:r>
             <w:r>
               <w:rPr>
@@ -3629,7 +3916,6 @@
               </w:rPr>
               <w:t xml:space="preserve">12.12.2025</w:t>
             </w:r>
-            <w:r/>
             <w:r>
               <w:rPr>
                 <w:sz w:val="20"/>
@@ -3843,27 +4129,6 @@
                 <w:szCs w:val="20"/>
               </w:rPr>
             </w:r>
-            <w:r>
-              <w:rPr>
-                <w:rFonts w:ascii="Calibri" w:hAnsi="Calibri" w:eastAsia="Calibri" w:cs="Calibri"/>
-                <w:sz w:val="20"/>
-                <w:szCs w:val="20"/>
-              </w:rPr>
-            </w:r>
-            <w:r>
-              <w:rPr>
-                <w:rFonts w:ascii="Calibri" w:hAnsi="Calibri" w:eastAsia="Calibri" w:cs="Calibri"/>
-                <w:sz w:val="20"/>
-                <w:szCs w:val="20"/>
-              </w:rPr>
-            </w:r>
-            <w:r>
-              <w:rPr>
-                <w:rFonts w:ascii="Calibri" w:hAnsi="Calibri" w:eastAsia="Calibri" w:cs="Calibri"/>
-                <w:sz w:val="20"/>
-                <w:szCs w:val="20"/>
-              </w:rPr>
-            </w:r>
           </w:p>
         </w:tc>
       </w:tr>
@@ -3928,6 +4193,13 @@
                 <w:szCs w:val="22"/>
               </w:rPr>
             </w:r>
+            <w:r>
+              <w:rPr>
+                <w:rFonts w:ascii="Calibri" w:hAnsi="Calibri" w:eastAsia="Calibri" w:cs="Calibri"/>
+                <w:sz w:val="22"/>
+                <w:szCs w:val="22"/>
+              </w:rPr>
+            </w:r>
           </w:p>
         </w:tc>
         <w:tc>
@@ -4104,12 +4376,7 @@
             </w:r>
             <w:r>
               <w:rPr>
-                <w:sz w:val="20"/>
-                <w:szCs w:val="20"/>
-              </w:rPr>
-            </w:r>
-            <w:r>
-              <w:rPr>
+                <w:rFonts w:ascii="Calibri" w:hAnsi="Calibri" w:eastAsia="Calibri" w:cs="Calibri"/>
                 <w:sz w:val="20"/>
                 <w:szCs w:val="20"/>
               </w:rPr>
@@ -4164,7 +4431,6 @@
               </w:rPr>
               <w:t xml:space="preserve">25.12.2025</w:t>
             </w:r>
-            <w:r/>
             <w:r>
               <w:rPr>
                 <w:sz w:val="20"/>
@@ -4209,6 +4475,12 @@
           <w:szCs w:val="20"/>
         </w:rPr>
       </w:r>
+      <w:r>
+        <w:rPr>
+          <w:sz w:val="20"/>
+          <w:szCs w:val="20"/>
+        </w:rPr>
+      </w:r>
     </w:p>
     <w:p>
       <w:pPr>
@@ -4226,6 +4498,12 @@
           <w:between w:val="none" w:color="000000" w:sz="4" w:space="0"/>
         </w:pBdr>
       </w:pPr>
+      <w:r>
+        <w:rPr>
+          <w:sz w:val="20"/>
+          <w:szCs w:val="20"/>
+        </w:rPr>
+      </w:r>
       <w:r>
         <w:rPr>
           <w:sz w:val="20"/>
@@ -4276,6 +4554,11 @@
           <w:vertAlign w:val="superscript"/>
         </w:rPr>
         <w:t xml:space="preserve">(подпись руководителя)</w:t>
+      </w:r>
+      <w:r>
+        <w:rPr>
+          <w:vertAlign w:val="superscript"/>
+        </w:rPr>
       </w:r>
       <w:r>
         <w:rPr>
@@ -4345,6 +4628,13 @@
           <w:szCs w:val="22"/>
         </w:rPr>
       </w:r>
+      <w:r>
+        <w:rPr>
+          <w:rFonts w:ascii="Calibri" w:hAnsi="Calibri" w:eastAsia="Calibri" w:cs="Calibri"/>
+          <w:sz w:val="22"/>
+          <w:szCs w:val="22"/>
+        </w:rPr>
+      </w:r>
     </w:p>
     <w:sectPr>
       <w:footnotePr/>
@@ -4367,7 +4657,6 @@
       <w:pPr>
         <w:spacing w:after="0" w:line="240" w:lineRule="auto"/>
       </w:pPr>
-      <w:r/>
       <w:r>
         <w:separator/>
       </w:r>
@@ -4379,7 +4668,6 @@
       <w:pPr>
         <w:spacing w:after="0" w:line="240" w:lineRule="auto"/>
       </w:pPr>
-      <w:r/>
       <w:r>
         <w:continuationSeparator/>
       </w:r>
@@ -4396,7 +4684,6 @@
       <w:pPr>
         <w:spacing w:after="0" w:line="240" w:lineRule="auto"/>
       </w:pPr>
-      <w:r/>
       <w:r>
         <w:separator/>
       </w:r>
@@ -4408,7 +4695,6 @@
       <w:pPr>
         <w:spacing w:after="0" w:line="240" w:lineRule="auto"/>
       </w:pPr>
-      <w:r/>
       <w:r>
         <w:continuationSeparator/>
       </w:r>
@@ -4850,10 +5136,10 @@
     <w:lsdException w:name="Bibliography" w:uiPriority="37"/>
     <w:lsdException w:name="TOC Heading" w:uiPriority="39" w:qFormat="1"/>
   </w:latentStyles>
-  <w:style w:type="character" w:styleId="14">
+  <w:style w:type="character" w:styleId="664">
     <w:name w:val="Heading 1 Char"/>
-    <w:basedOn w:val="634"/>
-    <w:link w:val="628"/>
+    <w:basedOn w:val="840"/>
+    <w:link w:val="834"/>
     <w:uiPriority w:val="9"/>
     <w:rPr>
       <w:rFonts w:ascii="Arial" w:hAnsi="Arial" w:eastAsia="Arial" w:cs="Arial"/>
@@ -4861,20 +5147,20 @@
       <w:szCs w:val="40"/>
     </w:rPr>
   </w:style>
-  <w:style w:type="character" w:styleId="16">
+  <w:style w:type="character" w:styleId="665">
     <w:name w:val="Heading 2 Char"/>
-    <w:basedOn w:val="634"/>
-    <w:link w:val="629"/>
+    <w:basedOn w:val="840"/>
+    <w:link w:val="835"/>
     <w:uiPriority w:val="9"/>
     <w:rPr>
       <w:rFonts w:ascii="Arial" w:hAnsi="Arial" w:eastAsia="Arial" w:cs="Arial"/>
       <w:sz w:val="34"/>
     </w:rPr>
   </w:style>
-  <w:style w:type="character" w:styleId="18">
+  <w:style w:type="character" w:styleId="666">
     <w:name w:val="Heading 3 Char"/>
-    <w:basedOn w:val="634"/>
-    <w:link w:val="630"/>
+    <w:basedOn w:val="840"/>
+    <w:link w:val="836"/>
     <w:uiPriority w:val="9"/>
     <w:rPr>
       <w:rFonts w:ascii="Arial" w:hAnsi="Arial" w:eastAsia="Arial" w:cs="Arial"/>
@@ -4882,10 +5168,10 @@
       <w:szCs w:val="30"/>
     </w:rPr>
   </w:style>
-  <w:style w:type="character" w:styleId="20">
+  <w:style w:type="character" w:styleId="667">
     <w:name w:val="Heading 4 Char"/>
-    <w:basedOn w:val="634"/>
-    <w:link w:val="631"/>
+    <w:basedOn w:val="840"/>
+    <w:link w:val="837"/>
     <w:uiPriority w:val="9"/>
     <w:rPr>
       <w:rFonts w:ascii="Arial" w:hAnsi="Arial" w:eastAsia="Arial" w:cs="Arial"/>
@@ -4895,10 +5181,10 @@
       <w:szCs w:val="26"/>
     </w:rPr>
   </w:style>
-  <w:style w:type="character" w:styleId="22">
+  <w:style w:type="character" w:styleId="668">
     <w:name w:val="Heading 5 Char"/>
-    <w:basedOn w:val="634"/>
-    <w:link w:val="632"/>
+    <w:basedOn w:val="840"/>
+    <w:link w:val="838"/>
     <w:uiPriority w:val="9"/>
     <w:rPr>
       <w:rFonts w:ascii="Arial" w:hAnsi="Arial" w:eastAsia="Arial" w:cs="Arial"/>
@@ -4908,10 +5194,10 @@
       <w:szCs w:val="24"/>
     </w:rPr>
   </w:style>
-  <w:style w:type="character" w:styleId="24">
+  <w:style w:type="character" w:styleId="669">
     <w:name w:val="Heading 6 Char"/>
-    <w:basedOn w:val="634"/>
-    <w:link w:val="633"/>
+    <w:basedOn w:val="840"/>
+    <w:link w:val="839"/>
     <w:uiPriority w:val="9"/>
     <w:rPr>
       <w:rFonts w:ascii="Arial" w:hAnsi="Arial" w:eastAsia="Arial" w:cs="Arial"/>
@@ -4921,11 +5207,11 @@
       <w:szCs w:val="22"/>
     </w:rPr>
   </w:style>
-  <w:style w:type="paragraph" w:styleId="25">
+  <w:style w:type="paragraph" w:styleId="670">
     <w:name w:val="Heading 7"/>
-    <w:basedOn w:val="627"/>
-    <w:next w:val="627"/>
-    <w:link w:val="26"/>
+    <w:basedOn w:val="833"/>
+    <w:next w:val="833"/>
+    <w:link w:val="671"/>
     <w:uiPriority w:val="9"/>
     <w:unhideWhenUsed/>
     <w:qFormat/>
@@ -4945,10 +5231,10 @@
       <w:szCs w:val="22"/>
     </w:rPr>
   </w:style>
-  <w:style w:type="character" w:styleId="26">
+  <w:style w:type="character" w:styleId="671">
     <w:name w:val="Heading 7 Char"/>
-    <w:basedOn w:val="634"/>
-    <w:link w:val="25"/>
+    <w:basedOn w:val="840"/>
+    <w:link w:val="670"/>
     <w:uiPriority w:val="9"/>
     <w:rPr>
       <w:rFonts w:ascii="Arial" w:hAnsi="Arial" w:eastAsia="Arial" w:cs="Arial"/>
@@ -4960,11 +5246,11 @@
       <w:szCs w:val="22"/>
     </w:rPr>
   </w:style>
-  <w:style w:type="paragraph" w:styleId="27">
+  <w:style w:type="paragraph" w:styleId="672">
     <w:name w:val="Heading 8"/>
-    <w:basedOn w:val="627"/>
-    <w:next w:val="627"/>
-    <w:link w:val="28"/>
+    <w:basedOn w:val="833"/>
+    <w:next w:val="833"/>
+    <w:link w:val="673"/>
     <w:uiPriority w:val="9"/>
     <w:unhideWhenUsed/>
     <w:qFormat/>
@@ -4982,10 +5268,10 @@
       <w:szCs w:val="22"/>
     </w:rPr>
   </w:style>
-  <w:style w:type="character" w:styleId="28">
+  <w:style w:type="character" w:styleId="673">
     <w:name w:val="Heading 8 Char"/>
-    <w:basedOn w:val="634"/>
-    <w:link w:val="27"/>
+    <w:basedOn w:val="840"/>
+    <w:link w:val="672"/>
     <w:uiPriority w:val="9"/>
     <w:rPr>
       <w:rFonts w:ascii="Arial" w:hAnsi="Arial" w:eastAsia="Arial" w:cs="Arial"/>
@@ -4995,11 +5281,11 @@
       <w:szCs w:val="22"/>
     </w:rPr>
   </w:style>
-  <w:style w:type="paragraph" w:styleId="29">
+  <w:style w:type="paragraph" w:styleId="674">
     <w:name w:val="Heading 9"/>
-    <w:basedOn w:val="627"/>
-    <w:next w:val="627"/>
-    <w:link w:val="30"/>
+    <w:basedOn w:val="833"/>
+    <w:next w:val="833"/>
+    <w:link w:val="675"/>
     <w:uiPriority w:val="9"/>
     <w:unhideWhenUsed/>
     <w:qFormat/>
@@ -5017,10 +5303,10 @@
       <w:szCs w:val="21"/>
     </w:rPr>
   </w:style>
-  <w:style w:type="character" w:styleId="30">
+  <w:style w:type="character" w:styleId="675">
     <w:name w:val="Heading 9 Char"/>
-    <w:basedOn w:val="634"/>
-    <w:link w:val="29"/>
+    <w:basedOn w:val="840"/>
+    <w:link w:val="674"/>
     <w:uiPriority w:val="9"/>
     <w:rPr>
       <w:rFonts w:ascii="Arial" w:hAnsi="Arial" w:eastAsia="Arial" w:cs="Arial"/>
@@ -5030,9 +5316,9 @@
       <w:szCs w:val="21"/>
     </w:rPr>
   </w:style>
-  <w:style w:type="paragraph" w:styleId="31">
+  <w:style w:type="paragraph" w:styleId="676">
     <w:name w:val="List Paragraph"/>
-    <w:basedOn w:val="627"/>
+    <w:basedOn w:val="833"/>
     <w:uiPriority w:val="34"/>
     <w:qFormat/>
     <w:pPr>
@@ -5040,7 +5326,7 @@
       <w:ind w:left="720"/>
     </w:pPr>
   </w:style>
-  <w:style w:type="paragraph" w:styleId="33">
+  <w:style w:type="paragraph" w:styleId="677">
     <w:name w:val="No Spacing"/>
     <w:uiPriority w:val="1"/>
     <w:qFormat/>
@@ -5048,31 +5334,31 @@
       <w:spacing w:before="0" w:after="0" w:line="240" w:lineRule="auto"/>
     </w:pPr>
   </w:style>
-  <w:style w:type="character" w:styleId="35">
+  <w:style w:type="character" w:styleId="678">
     <w:name w:val="Title Char"/>
-    <w:basedOn w:val="634"/>
-    <w:link w:val="638"/>
+    <w:basedOn w:val="840"/>
+    <w:link w:val="844"/>
     <w:uiPriority w:val="10"/>
     <w:rPr>
       <w:sz w:val="48"/>
       <w:szCs w:val="48"/>
     </w:rPr>
   </w:style>
-  <w:style w:type="character" w:styleId="37">
+  <w:style w:type="character" w:styleId="679">
     <w:name w:val="Subtitle Char"/>
-    <w:basedOn w:val="634"/>
-    <w:link w:val="643"/>
+    <w:basedOn w:val="840"/>
+    <w:link w:val="849"/>
     <w:uiPriority w:val="11"/>
     <w:rPr>
       <w:sz w:val="24"/>
       <w:szCs w:val="24"/>
     </w:rPr>
   </w:style>
-  <w:style w:type="paragraph" w:styleId="38">
+  <w:style w:type="paragraph" w:styleId="680">
     <w:name w:val="Quote"/>
-    <w:basedOn w:val="627"/>
-    <w:next w:val="627"/>
-    <w:link w:val="39"/>
+    <w:basedOn w:val="833"/>
+    <w:next w:val="833"/>
+    <w:link w:val="681"/>
     <w:uiPriority w:val="29"/>
     <w:qFormat/>
     <w:pPr>
@@ -5082,19 +5368,19 @@
       <w:i/>
     </w:rPr>
   </w:style>
-  <w:style w:type="character" w:styleId="39">
+  <w:style w:type="character" w:styleId="681">
     <w:name w:val="Quote Char"/>
-    <w:link w:val="38"/>
+    <w:link w:val="680"/>
     <w:uiPriority w:val="29"/>
     <w:rPr>
       <w:i/>
     </w:rPr>
   </w:style>
-  <w:style w:type="paragraph" w:styleId="40">
+  <w:style w:type="paragraph" w:styleId="682">
     <w:name w:val="Intense Quote"/>
-    <w:basedOn w:val="627"/>
-    <w:next w:val="627"/>
-    <w:link w:val="41"/>
+    <w:basedOn w:val="833"/>
+    <w:next w:val="833"/>
+    <w:link w:val="683"/>
     <w:uiPriority w:val="30"/>
     <w:qFormat/>
     <w:pPr>
@@ -5112,18 +5398,18 @@
       <w:i/>
     </w:rPr>
   </w:style>
-  <w:style w:type="character" w:styleId="41">
+  <w:style w:type="character" w:styleId="683">
     <w:name w:val="Intense Quote Char"/>
-    <w:link w:val="40"/>
+    <w:link w:val="682"/>
     <w:uiPriority w:val="30"/>
     <w:rPr>
       <w:i/>
     </w:rPr>
   </w:style>
-  <w:style w:type="paragraph" w:styleId="42">
+  <w:style w:type="paragraph" w:styleId="684">
     <w:name w:val="Header"/>
-    <w:basedOn w:val="627"/>
-    <w:link w:val="43"/>
+    <w:basedOn w:val="833"/>
+    <w:link w:val="685"/>
     <w:uiPriority w:val="99"/>
     <w:unhideWhenUsed/>
     <w:pPr>
@@ -5134,16 +5420,16 @@
       </w:tabs>
     </w:pPr>
   </w:style>
-  <w:style w:type="character" w:styleId="43">
+  <w:style w:type="character" w:styleId="685">
     <w:name w:val="Header Char"/>
-    <w:basedOn w:val="634"/>
-    <w:link w:val="42"/>
+    <w:basedOn w:val="840"/>
+    <w:link w:val="684"/>
     <w:uiPriority w:val="99"/>
   </w:style>
-  <w:style w:type="paragraph" w:styleId="44">
+  <w:style w:type="paragraph" w:styleId="686">
     <w:name w:val="Footer"/>
-    <w:basedOn w:val="627"/>
-    <w:link w:val="47"/>
+    <w:basedOn w:val="833"/>
+    <w:link w:val="689"/>
     <w:uiPriority w:val="99"/>
     <w:unhideWhenUsed/>
     <w:pPr>
@@ -5154,16 +5440,16 @@
       </w:tabs>
     </w:pPr>
   </w:style>
-  <w:style w:type="character" w:styleId="45">
+  <w:style w:type="character" w:styleId="687">
     <w:name w:val="Footer Char"/>
-    <w:basedOn w:val="634"/>
-    <w:link w:val="44"/>
+    <w:basedOn w:val="840"/>
+    <w:link w:val="686"/>
     <w:uiPriority w:val="99"/>
   </w:style>
-  <w:style w:type="paragraph" w:styleId="46">
+  <w:style w:type="paragraph" w:styleId="688">
     <w:name w:val="Caption"/>
-    <w:basedOn w:val="627"/>
-    <w:next w:val="627"/>
+    <w:basedOn w:val="833"/>
+    <w:next w:val="833"/>
     <w:uiPriority w:val="35"/>
     <w:semiHidden/>
     <w:unhideWhenUsed/>
@@ -5179,15 +5465,15 @@
       <w:szCs w:val="18"/>
     </w:rPr>
   </w:style>
-  <w:style w:type="character" w:styleId="47">
+  <w:style w:type="character" w:styleId="689">
     <w:name w:val="Caption Char"/>
-    <w:basedOn w:val="46"/>
-    <w:link w:val="44"/>
+    <w:basedOn w:val="688"/>
+    <w:link w:val="686"/>
     <w:uiPriority w:val="99"/>
   </w:style>
-  <w:style w:type="table" w:styleId="48">
+  <w:style w:type="table" w:styleId="690">
     <w:name w:val="Table Grid"/>
-    <w:basedOn w:val="635"/>
+    <w:basedOn w:val="841"/>
     <w:uiPriority w:val="59"/>
     <w:pPr>
       <w:spacing w:after="0" w:line="240" w:lineRule="auto"/>
@@ -5210,9 +5496,9 @@
       </w:tblCellMar>
     </w:tblPr>
   </w:style>
-  <w:style w:type="table" w:styleId="49">
+  <w:style w:type="table" w:styleId="691">
     <w:name w:val="Table Grid Light"/>
-    <w:basedOn w:val="635"/>
+    <w:basedOn w:val="841"/>
     <w:uiPriority w:val="59"/>
     <w:pPr>
       <w:spacing w:after="0" w:line="240" w:lineRule="auto"/>
@@ -5235,9 +5521,9 @@
       </w:tblCellMar>
     </w:tblPr>
   </w:style>
-  <w:style w:type="table" w:styleId="50">
+  <w:style w:type="table" w:styleId="692">
     <w:name w:val="Plain Table 1"/>
-    <w:basedOn w:val="635"/>
+    <w:basedOn w:val="841"/>
     <w:uiPriority w:val="59"/>
     <w:pPr>
       <w:spacing w:after="0" w:line="240" w:lineRule="auto"/>
@@ -5302,9 +5588,9 @@
       </w:rPr>
     </w:tblStylePr>
   </w:style>
-  <w:style w:type="table" w:styleId="51">
+  <w:style w:type="table" w:styleId="693">
     <w:name w:val="Plain Table 2"/>
-    <w:basedOn w:val="635"/>
+    <w:basedOn w:val="841"/>
     <w:uiPriority w:val="59"/>
     <w:pPr>
       <w:spacing w:after="0" w:line="240" w:lineRule="auto"/>
@@ -5387,9 +5673,9 @@
       </w:rPr>
     </w:tblStylePr>
   </w:style>
-  <w:style w:type="table" w:styleId="52">
+  <w:style w:type="table" w:styleId="694">
     <w:name w:val="Plain Table 3"/>
-    <w:basedOn w:val="635"/>
+    <w:basedOn w:val="841"/>
     <w:uiPriority w:val="99"/>
     <w:pPr>
       <w:spacing w:after="0" w:line="240" w:lineRule="auto"/>
@@ -5464,9 +5750,9 @@
       </w:rPr>
     </w:tblStylePr>
   </w:style>
-  <w:style w:type="table" w:styleId="53">
+  <w:style w:type="table" w:styleId="695">
     <w:name w:val="Plain Table 4"/>
-    <w:basedOn w:val="635"/>
+    <w:basedOn w:val="841"/>
     <w:uiPriority w:val="99"/>
     <w:pPr>
       <w:spacing w:after="0" w:line="240" w:lineRule="auto"/>
@@ -5521,9 +5807,9 @@
       </w:rPr>
     </w:tblStylePr>
   </w:style>
-  <w:style w:type="table" w:styleId="54">
+  <w:style w:type="table" w:styleId="696">
     <w:name w:val="Plain Table 5"/>
-    <w:basedOn w:val="635"/>
+    <w:basedOn w:val="841"/>
     <w:uiPriority w:val="99"/>
     <w:pPr>
       <w:spacing w:after="0" w:line="240" w:lineRule="auto"/>
@@ -5609,9 +5895,9 @@
       </w:tcPr>
     </w:tblStylePr>
   </w:style>
-  <w:style w:type="table" w:styleId="55">
+  <w:style w:type="table" w:styleId="697">
     <w:name w:val="Grid Table 1 Light"/>
-    <w:basedOn w:val="635"/>
+    <w:basedOn w:val="841"/>
     <w:uiPriority w:val="99"/>
     <w:pPr>
       <w:spacing w:after="0" w:line="240" w:lineRule="auto"/>
@@ -5674,9 +5960,9 @@
       </w:rPr>
     </w:tblStylePr>
   </w:style>
-  <w:style w:type="table" w:styleId="56">
+  <w:style w:type="table" w:styleId="698">
     <w:name w:val="Grid Table 1 Light - Accent 1"/>
-    <w:basedOn w:val="635"/>
+    <w:basedOn w:val="841"/>
     <w:uiPriority w:val="99"/>
     <w:pPr>
       <w:spacing w:after="0" w:line="240" w:lineRule="auto"/>
@@ -5739,9 +6025,9 @@
       </w:rPr>
     </w:tblStylePr>
   </w:style>
-  <w:style w:type="table" w:styleId="57">
+  <w:style w:type="table" w:styleId="699">
     <w:name w:val="Grid Table 1 Light - Accent 2"/>
-    <w:basedOn w:val="635"/>
+    <w:basedOn w:val="841"/>
     <w:uiPriority w:val="99"/>
     <w:pPr>
       <w:spacing w:after="0" w:line="240" w:lineRule="auto"/>
@@ -5804,9 +6090,9 @@
       </w:rPr>
     </w:tblStylePr>
   </w:style>
-  <w:style w:type="table" w:styleId="58">
+  <w:style w:type="table" w:styleId="700">
     <w:name w:val="Grid Table 1 Light - Accent 3"/>
-    <w:basedOn w:val="635"/>
+    <w:basedOn w:val="841"/>
     <w:uiPriority w:val="99"/>
     <w:pPr>
       <w:spacing w:after="0" w:line="240" w:lineRule="auto"/>
@@ -5869,9 +6155,9 @@
       </w:rPr>
     </w:tblStylePr>
   </w:style>
-  <w:style w:type="table" w:styleId="59">
+  <w:style w:type="table" w:styleId="701">
     <w:name w:val="Grid Table 1 Light - Accent 4"/>
-    <w:basedOn w:val="635"/>
+    <w:basedOn w:val="841"/>
     <w:uiPriority w:val="99"/>
     <w:pPr>
       <w:spacing w:after="0" w:line="240" w:lineRule="auto"/>
@@ -5934,9 +6220,9 @@
       </w:rPr>
     </w:tblStylePr>
   </w:style>
-  <w:style w:type="table" w:styleId="60">
+  <w:style w:type="table" w:styleId="702">
     <w:name w:val="Grid Table 1 Light - Accent 5"/>
-    <w:basedOn w:val="635"/>
+    <w:basedOn w:val="841"/>
     <w:uiPriority w:val="99"/>
     <w:pPr>
       <w:spacing w:after="0" w:line="240" w:lineRule="auto"/>
@@ -5999,9 +6285,9 @@
       </w:rPr>
     </w:tblStylePr>
   </w:style>
-  <w:style w:type="table" w:styleId="61">
+  <w:style w:type="table" w:styleId="703">
     <w:name w:val="Grid Table 1 Light - Accent 6"/>
-    <w:basedOn w:val="635"/>
+    <w:basedOn w:val="841"/>
     <w:uiPriority w:val="99"/>
     <w:pPr>
       <w:spacing w:after="0" w:line="240" w:lineRule="auto"/>
@@ -6064,9 +6350,9 @@
       </w:rPr>
     </w:tblStylePr>
   </w:style>
-  <w:style w:type="table" w:styleId="62">
+  <w:style w:type="table" w:styleId="704">
     <w:name w:val="Grid Table 2"/>
-    <w:basedOn w:val="635"/>
+    <w:basedOn w:val="841"/>
     <w:uiPriority w:val="99"/>
     <w:pPr>
       <w:spacing w:after="0" w:line="240" w:lineRule="auto"/>
@@ -6144,9 +6430,9 @@
       </w:tcPr>
     </w:tblStylePr>
   </w:style>
-  <w:style w:type="table" w:styleId="63">
+  <w:style w:type="table" w:styleId="705">
     <w:name w:val="Grid Table 2 - Accent 1"/>
-    <w:basedOn w:val="635"/>
+    <w:basedOn w:val="841"/>
     <w:uiPriority w:val="99"/>
     <w:pPr>
       <w:spacing w:after="0" w:line="240" w:lineRule="auto"/>
@@ -6224,9 +6510,9 @@
       </w:tcPr>
     </w:tblStylePr>
   </w:style>
-  <w:style w:type="table" w:styleId="64">
+  <w:style w:type="table" w:styleId="706">
     <w:name w:val="Grid Table 2 - Accent 2"/>
-    <w:basedOn w:val="635"/>
+    <w:basedOn w:val="841"/>
     <w:uiPriority w:val="99"/>
     <w:pPr>
       <w:spacing w:after="0" w:line="240" w:lineRule="auto"/>
@@ -6304,9 +6590,9 @@
       </w:tcPr>
     </w:tblStylePr>
   </w:style>
-  <w:style w:type="table" w:styleId="65">
+  <w:style w:type="table" w:styleId="707">
     <w:name w:val="Grid Table 2 - Accent 3"/>
-    <w:basedOn w:val="635"/>
+    <w:basedOn w:val="841"/>
     <w:uiPriority w:val="99"/>
     <w:pPr>
       <w:spacing w:after="0" w:line="240" w:lineRule="auto"/>
@@ -6384,9 +6670,9 @@
       </w:tcPr>
     </w:tblStylePr>
   </w:style>
-  <w:style w:type="table" w:styleId="66">
+  <w:style w:type="table" w:styleId="708">
     <w:name w:val="Grid Table 2 - Accent 4"/>
-    <w:basedOn w:val="635"/>
+    <w:basedOn w:val="841"/>
     <w:uiPriority w:val="99"/>
     <w:pPr>
       <w:spacing w:after="0" w:line="240" w:lineRule="auto"/>
@@ -6464,9 +6750,9 @@
       </w:tcPr>
     </w:tblStylePr>
   </w:style>
-  <w:style w:type="table" w:styleId="67">
+  <w:style w:type="table" w:styleId="709">
     <w:name w:val="Grid Table 2 - Accent 5"/>
-    <w:basedOn w:val="635"/>
+    <w:basedOn w:val="841"/>
     <w:uiPriority w:val="99"/>
     <w:pPr>
       <w:spacing w:after="0" w:line="240" w:lineRule="auto"/>
@@ -6544,9 +6830,9 @@
       </w:tcPr>
     </w:tblStylePr>
   </w:style>
-  <w:style w:type="table" w:styleId="68">
+  <w:style w:type="table" w:styleId="710">
     <w:name w:val="Grid Table 2 - Accent 6"/>
-    <w:basedOn w:val="635"/>
+    <w:basedOn w:val="841"/>
     <w:uiPriority w:val="99"/>
     <w:pPr>
       <w:spacing w:after="0" w:line="240" w:lineRule="auto"/>
@@ -6624,9 +6910,9 @@
       </w:tcPr>
     </w:tblStylePr>
   </w:style>
-  <w:style w:type="table" w:styleId="69">
+  <w:style w:type="table" w:styleId="711">
     <w:name w:val="Grid Table 3"/>
-    <w:basedOn w:val="635"/>
+    <w:basedOn w:val="841"/>
     <w:uiPriority w:val="99"/>
     <w:pPr>
       <w:spacing w:after="0" w:line="240" w:lineRule="auto"/>
@@ -6670,7 +6956,7 @@
         <w:jc w:val="right"/>
       </w:pPr>
       <w:tcPr>
-        <w:shd w:color="ffffff"/>
+        <w:shd w:val="clear" w:color="ffffff"/>
         <w:tcBorders>
           <w:top w:val="none" w:color="000000" w:sz="4" w:space="0"/>
           <w:left w:val="none" w:color="000000" w:sz="4" w:space="0"/>
@@ -6700,7 +6986,7 @@
         <w:color w:val="404040"/>
       </w:rPr>
       <w:tcPr>
-        <w:shd w:color="ffffff"/>
+        <w:shd w:val="clear" w:color="ffffff"/>
         <w:tcBorders>
           <w:top w:val="none" w:color="000000" w:sz="4" w:space="0"/>
           <w:left w:val="none" w:color="000000" w:sz="4" w:space="0"/>
@@ -6725,9 +7011,9 @@
       </w:tcPr>
     </w:tblStylePr>
   </w:style>
-  <w:style w:type="table" w:styleId="70">
+  <w:style w:type="table" w:styleId="712">
     <w:name w:val="Grid Table 3 - Accent 1"/>
-    <w:basedOn w:val="635"/>
+    <w:basedOn w:val="841"/>
     <w:uiPriority w:val="99"/>
     <w:pPr>
       <w:spacing w:after="0" w:line="240" w:lineRule="auto"/>
@@ -6771,7 +7057,7 @@
         <w:jc w:val="right"/>
       </w:pPr>
       <w:tcPr>
-        <w:shd w:color="ffffff"/>
+        <w:shd w:val="clear" w:color="ffffff"/>
         <w:tcBorders>
           <w:top w:val="none" w:color="000000" w:sz="4" w:space="0"/>
           <w:left w:val="none" w:color="000000" w:sz="4" w:space="0"/>
@@ -6801,7 +7087,7 @@
         <w:color w:val="404040"/>
       </w:rPr>
       <w:tcPr>
-        <w:shd w:color="ffffff"/>
+        <w:shd w:val="clear" w:color="ffffff"/>
         <w:tcBorders>
           <w:top w:val="none" w:color="000000" w:sz="4" w:space="0"/>
           <w:left w:val="none" w:color="000000" w:sz="4" w:space="0"/>
@@ -6826,9 +7112,9 @@
       </w:tcPr>
     </w:tblStylePr>
   </w:style>
-  <w:style w:type="table" w:styleId="71">
+  <w:style w:type="table" w:styleId="713">
     <w:name w:val="Grid Table 3 - Accent 2"/>
-    <w:basedOn w:val="635"/>
+    <w:basedOn w:val="841"/>
     <w:uiPriority w:val="99"/>
     <w:pPr>
       <w:spacing w:after="0" w:line="240" w:lineRule="auto"/>
@@ -6872,7 +7158,7 @@
         <w:jc w:val="right"/>
       </w:pPr>
       <w:tcPr>
-        <w:shd w:color="ffffff"/>
+        <w:shd w:val="clear" w:color="ffffff"/>
         <w:tcBorders>
           <w:top w:val="none" w:color="000000" w:sz="4" w:space="0"/>
           <w:left w:val="none" w:color="000000" w:sz="4" w:space="0"/>
@@ -6902,7 +7188,7 @@
         <w:color w:val="404040"/>
       </w:rPr>
       <w:tcPr>
-        <w:shd w:color="ffffff"/>
+        <w:shd w:val="clear" w:color="ffffff"/>
         <w:tcBorders>
           <w:top w:val="none" w:color="000000" w:sz="4" w:space="0"/>
           <w:left w:val="none" w:color="000000" w:sz="4" w:space="0"/>
@@ -6927,9 +7213,9 @@
       </w:tcPr>
     </w:tblStylePr>
   </w:style>
-  <w:style w:type="table" w:styleId="72">
+  <w:style w:type="table" w:styleId="714">
     <w:name w:val="Grid Table 3 - Accent 3"/>
-    <w:basedOn w:val="635"/>
+    <w:basedOn w:val="841"/>
     <w:uiPriority w:val="99"/>
     <w:pPr>
       <w:spacing w:after="0" w:line="240" w:lineRule="auto"/>
@@ -6973,7 +7259,7 @@
         <w:jc w:val="right"/>
       </w:pPr>
       <w:tcPr>
-        <w:shd w:color="ffffff"/>
+        <w:shd w:val="clear" w:color="ffffff"/>
         <w:tcBorders>
           <w:top w:val="none" w:color="000000" w:sz="4" w:space="0"/>
           <w:left w:val="none" w:color="000000" w:sz="4" w:space="0"/>
@@ -7003,7 +7289,7 @@
         <w:color w:val="404040"/>
       </w:rPr>
       <w:tcPr>
-        <w:shd w:color="ffffff"/>
+        <w:shd w:val="clear" w:color="ffffff"/>
         <w:tcBorders>
           <w:top w:val="none" w:color="000000" w:sz="4" w:space="0"/>
           <w:left w:val="none" w:color="000000" w:sz="4" w:space="0"/>
@@ -7028,9 +7314,9 @@
       </w:tcPr>
     </w:tblStylePr>
   </w:style>
-  <w:style w:type="table" w:styleId="73">
+  <w:style w:type="table" w:styleId="715">
     <w:name w:val="Grid Table 3 - Accent 4"/>
-    <w:basedOn w:val="635"/>
+    <w:basedOn w:val="841"/>
     <w:uiPriority w:val="99"/>
     <w:pPr>
       <w:spacing w:after="0" w:line="240" w:lineRule="auto"/>
@@ -7074,7 +7360,7 @@
         <w:jc w:val="right"/>
       </w:pPr>
       <w:tcPr>
-        <w:shd w:color="ffffff"/>
+        <w:shd w:val="clear" w:color="ffffff"/>
         <w:tcBorders>
           <w:top w:val="none" w:color="000000" w:sz="4" w:space="0"/>
           <w:left w:val="none" w:color="000000" w:sz="4" w:space="0"/>
@@ -7104,7 +7390,7 @@
         <w:color w:val="404040"/>
       </w:rPr>
       <w:tcPr>
-        <w:shd w:color="ffffff"/>
+        <w:shd w:val="clear" w:color="ffffff"/>
         <w:tcBorders>
           <w:top w:val="none" w:color="000000" w:sz="4" w:space="0"/>
           <w:left w:val="none" w:color="000000" w:sz="4" w:space="0"/>
@@ -7129,9 +7415,9 @@
       </w:tcPr>
     </w:tblStylePr>
   </w:style>
-  <w:style w:type="table" w:styleId="74">
+  <w:style w:type="table" w:styleId="716">
     <w:name w:val="Grid Table 3 - Accent 5"/>
-    <w:basedOn w:val="635"/>
+    <w:basedOn w:val="841"/>
     <w:uiPriority w:val="99"/>
     <w:pPr>
       <w:spacing w:after="0" w:line="240" w:lineRule="auto"/>
@@ -7175,7 +7461,7 @@
         <w:jc w:val="right"/>
       </w:pPr>
       <w:tcPr>
-        <w:shd w:color="ffffff"/>
+        <w:shd w:val="clear" w:color="ffffff"/>
         <w:tcBorders>
           <w:top w:val="none" w:color="000000" w:sz="4" w:space="0"/>
           <w:left w:val="none" w:color="000000" w:sz="4" w:space="0"/>
@@ -7205,7 +7491,7 @@
         <w:color w:val="404040"/>
       </w:rPr>
       <w:tcPr>
-        <w:shd w:color="ffffff"/>
+        <w:shd w:val="clear" w:color="ffffff"/>
         <w:tcBorders>
           <w:top w:val="none" w:color="000000" w:sz="4" w:space="0"/>
           <w:left w:val="none" w:color="000000" w:sz="4" w:space="0"/>
@@ -7230,9 +7516,9 @@
       </w:tcPr>
     </w:tblStylePr>
   </w:style>
-  <w:style w:type="table" w:styleId="75">
+  <w:style w:type="table" w:styleId="717">
     <w:name w:val="Grid Table 3 - Accent 6"/>
-    <w:basedOn w:val="635"/>
+    <w:basedOn w:val="841"/>
     <w:uiPriority w:val="99"/>
     <w:pPr>
       <w:spacing w:after="0" w:line="240" w:lineRule="auto"/>
@@ -7276,7 +7562,7 @@
         <w:jc w:val="right"/>
       </w:pPr>
       <w:tcPr>
-        <w:shd w:color="ffffff"/>
+        <w:shd w:val="clear" w:color="ffffff"/>
         <w:tcBorders>
           <w:top w:val="none" w:color="000000" w:sz="4" w:space="0"/>
           <w:left w:val="none" w:color="000000" w:sz="4" w:space="0"/>
@@ -7306,7 +7592,7 @@
         <w:color w:val="404040"/>
       </w:rPr>
       <w:tcPr>
-        <w:shd w:color="ffffff"/>
+        <w:shd w:val="clear" w:color="ffffff"/>
         <w:tcBorders>
           <w:top w:val="none" w:color="000000" w:sz="4" w:space="0"/>
           <w:left w:val="none" w:color="000000" w:sz="4" w:space="0"/>
@@ -7331,9 +7617,9 @@
       </w:tcPr>
     </w:tblStylePr>
   </w:style>
-  <w:style w:type="table" w:styleId="76">
+  <w:style w:type="table" w:styleId="718">
     <w:name w:val="Grid Table 4"/>
-    <w:basedOn w:val="635"/>
+    <w:basedOn w:val="841"/>
     <w:uiPriority w:val="59"/>
     <w:pPr>
       <w:spacing w:after="0" w:line="240" w:lineRule="auto"/>
@@ -7412,9 +7698,9 @@
       </w:tcPr>
     </w:tblStylePr>
   </w:style>
-  <w:style w:type="table" w:styleId="77">
+  <w:style w:type="table" w:styleId="719">
     <w:name w:val="Grid Table 4 - Accent 1"/>
-    <w:basedOn w:val="635"/>
+    <w:basedOn w:val="841"/>
     <w:uiPriority w:val="59"/>
     <w:pPr>
       <w:spacing w:after="0" w:line="240" w:lineRule="auto"/>
@@ -7493,9 +7779,9 @@
       </w:tcPr>
     </w:tblStylePr>
   </w:style>
-  <w:style w:type="table" w:styleId="78">
+  <w:style w:type="table" w:styleId="720">
     <w:name w:val="Grid Table 4 - Accent 2"/>
-    <w:basedOn w:val="635"/>
+    <w:basedOn w:val="841"/>
     <w:uiPriority w:val="59"/>
     <w:pPr>
       <w:spacing w:after="0" w:line="240" w:lineRule="auto"/>
@@ -7574,9 +7860,9 @@
       </w:tcPr>
     </w:tblStylePr>
   </w:style>
-  <w:style w:type="table" w:styleId="79">
+  <w:style w:type="table" w:styleId="721">
     <w:name w:val="Grid Table 4 - Accent 3"/>
-    <w:basedOn w:val="635"/>
+    <w:basedOn w:val="841"/>
     <w:uiPriority w:val="59"/>
     <w:pPr>
       <w:spacing w:after="0" w:line="240" w:lineRule="auto"/>
@@ -7655,9 +7941,9 @@
       </w:tcPr>
     </w:tblStylePr>
   </w:style>
-  <w:style w:type="table" w:styleId="80">
+  <w:style w:type="table" w:styleId="722">
     <w:name w:val="Grid Table 4 - Accent 4"/>
-    <w:basedOn w:val="635"/>
+    <w:basedOn w:val="841"/>
     <w:uiPriority w:val="59"/>
     <w:pPr>
       <w:spacing w:after="0" w:line="240" w:lineRule="auto"/>
@@ -7736,9 +8022,9 @@
       </w:tcPr>
     </w:tblStylePr>
   </w:style>
-  <w:style w:type="table" w:styleId="81">
+  <w:style w:type="table" w:styleId="723">
     <w:name w:val="Grid Table 4 - Accent 5"/>
-    <w:basedOn w:val="635"/>
+    <w:basedOn w:val="841"/>
     <w:uiPriority w:val="59"/>
     <w:pPr>
       <w:spacing w:after="0" w:line="240" w:lineRule="auto"/>
@@ -7817,9 +8103,9 @@
       </w:tcPr>
     </w:tblStylePr>
   </w:style>
-  <w:style w:type="table" w:styleId="82">
+  <w:style w:type="table" w:styleId="724">
     <w:name w:val="Grid Table 4 - Accent 6"/>
-    <w:basedOn w:val="635"/>
+    <w:basedOn w:val="841"/>
     <w:uiPriority w:val="59"/>
     <w:pPr>
       <w:spacing w:after="0" w:line="240" w:lineRule="auto"/>
@@ -7898,9 +8184,9 @@
       </w:tcPr>
     </w:tblStylePr>
   </w:style>
-  <w:style w:type="table" w:styleId="83">
+  <w:style w:type="table" w:styleId="725">
     <w:name w:val="Grid Table 5 Dark"/>
-    <w:basedOn w:val="635"/>
+    <w:basedOn w:val="841"/>
     <w:uiPriority w:val="99"/>
     <w:pPr>
       <w:spacing w:after="0" w:line="240" w:lineRule="auto"/>
@@ -7977,9 +8263,9 @@
       </w:tcPr>
     </w:tblStylePr>
   </w:style>
-  <w:style w:type="table" w:styleId="84">
+  <w:style w:type="table" w:styleId="726">
     <w:name w:val="Grid Table 5 Dark- Accent 1"/>
-    <w:basedOn w:val="635"/>
+    <w:basedOn w:val="841"/>
     <w:uiPriority w:val="99"/>
     <w:pPr>
       <w:spacing w:after="0" w:line="240" w:lineRule="auto"/>
@@ -8056,9 +8342,9 @@
       </w:tcPr>
     </w:tblStylePr>
   </w:style>
-  <w:style w:type="table" w:styleId="85">
+  <w:style w:type="table" w:styleId="727">
     <w:name w:val="Grid Table 5 Dark - Accent 2"/>
-    <w:basedOn w:val="635"/>
+    <w:basedOn w:val="841"/>
     <w:uiPriority w:val="99"/>
     <w:pPr>
       <w:spacing w:after="0" w:line="240" w:lineRule="auto"/>
@@ -8135,9 +8421,9 @@
       </w:tcPr>
     </w:tblStylePr>
   </w:style>
-  <w:style w:type="table" w:styleId="86">
+  <w:style w:type="table" w:styleId="728">
     <w:name w:val="Grid Table 5 Dark - Accent 3"/>
-    <w:basedOn w:val="635"/>
+    <w:basedOn w:val="841"/>
     <w:uiPriority w:val="99"/>
     <w:pPr>
       <w:spacing w:after="0" w:line="240" w:lineRule="auto"/>
@@ -8214,9 +8500,9 @@
       </w:tcPr>
     </w:tblStylePr>
   </w:style>
-  <w:style w:type="table" w:styleId="87">
+  <w:style w:type="table" w:styleId="729">
     <w:name w:val="Grid Table 5 Dark- Accent 4"/>
-    <w:basedOn w:val="635"/>
+    <w:basedOn w:val="841"/>
     <w:uiPriority w:val="99"/>
     <w:pPr>
       <w:spacing w:after="0" w:line="240" w:lineRule="auto"/>
@@ -8293,9 +8579,9 @@
       </w:tcPr>
     </w:tblStylePr>
   </w:style>
-  <w:style w:type="table" w:styleId="88">
+  <w:style w:type="table" w:styleId="730">
     <w:name w:val="Grid Table 5 Dark - Accent 5"/>
-    <w:basedOn w:val="635"/>
+    <w:basedOn w:val="841"/>
     <w:uiPriority w:val="99"/>
     <w:pPr>
       <w:spacing w:after="0" w:line="240" w:lineRule="auto"/>
@@ -8372,9 +8658,9 @@
       </w:tcPr>
     </w:tblStylePr>
   </w:style>
-  <w:style w:type="table" w:styleId="89">
+  <w:style w:type="table" w:styleId="731">
     <w:name w:val="Grid Table 5 Dark - Accent 6"/>
-    <w:basedOn w:val="635"/>
+    <w:basedOn w:val="841"/>
     <w:uiPriority w:val="99"/>
     <w:pPr>
       <w:spacing w:after="0" w:line="240" w:lineRule="auto"/>
@@ -8451,9 +8737,9 @@
       </w:tcPr>
     </w:tblStylePr>
   </w:style>
-  <w:style w:type="table" w:styleId="90">
+  <w:style w:type="table" w:styleId="732">
     <w:name w:val="Grid Table 6 Colorful"/>
-    <w:basedOn w:val="635"/>
+    <w:basedOn w:val="841"/>
     <w:uiPriority w:val="99"/>
     <w:pPr>
       <w:spacing w:after="0" w:line="240" w:lineRule="auto"/>
@@ -8530,9 +8816,9 @@
       </w:rPr>
     </w:tblStylePr>
   </w:style>
-  <w:style w:type="table" w:styleId="91">
+  <w:style w:type="table" w:styleId="733">
     <w:name w:val="Grid Table 6 Colorful - Accent 1"/>
-    <w:basedOn w:val="635"/>
+    <w:basedOn w:val="841"/>
     <w:uiPriority w:val="99"/>
     <w:pPr>
       <w:spacing w:after="0" w:line="240" w:lineRule="auto"/>
@@ -8609,9 +8895,9 @@
       </w:rPr>
     </w:tblStylePr>
   </w:style>
-  <w:style w:type="table" w:styleId="92">
+  <w:style w:type="table" w:styleId="734">
     <w:name w:val="Grid Table 6 Colorful - Accent 2"/>
-    <w:basedOn w:val="635"/>
+    <w:basedOn w:val="841"/>
     <w:uiPriority w:val="99"/>
     <w:pPr>
       <w:spacing w:after="0" w:line="240" w:lineRule="auto"/>
@@ -8688,9 +8974,9 @@
       </w:rPr>
     </w:tblStylePr>
   </w:style>
-  <w:style w:type="table" w:styleId="93">
+  <w:style w:type="table" w:styleId="735">
     <w:name w:val="Grid Table 6 Colorful - Accent 3"/>
-    <w:basedOn w:val="635"/>
+    <w:basedOn w:val="841"/>
     <w:uiPriority w:val="99"/>
     <w:pPr>
       <w:spacing w:after="0" w:line="240" w:lineRule="auto"/>
@@ -8767,9 +9053,9 @@
       </w:rPr>
     </w:tblStylePr>
   </w:style>
-  <w:style w:type="table" w:styleId="94">
+  <w:style w:type="table" w:styleId="736">
     <w:name w:val="Grid Table 6 Colorful - Accent 4"/>
-    <w:basedOn w:val="635"/>
+    <w:basedOn w:val="841"/>
     <w:uiPriority w:val="99"/>
     <w:pPr>
       <w:spacing w:after="0" w:line="240" w:lineRule="auto"/>
@@ -8846,9 +9132,9 @@
       </w:rPr>
     </w:tblStylePr>
   </w:style>
-  <w:style w:type="table" w:styleId="95">
+  <w:style w:type="table" w:styleId="737">
     <w:name w:val="Grid Table 6 Colorful - Accent 5"/>
-    <w:basedOn w:val="635"/>
+    <w:basedOn w:val="841"/>
     <w:uiPriority w:val="99"/>
     <w:pPr>
       <w:spacing w:after="0" w:line="240" w:lineRule="auto"/>
@@ -8925,9 +9211,9 @@
       </w:rPr>
     </w:tblStylePr>
   </w:style>
-  <w:style w:type="table" w:styleId="96">
+  <w:style w:type="table" w:styleId="738">
     <w:name w:val="Grid Table 6 Colorful - Accent 6"/>
-    <w:basedOn w:val="635"/>
+    <w:basedOn w:val="841"/>
     <w:uiPriority w:val="99"/>
     <w:pPr>
       <w:spacing w:after="0" w:line="240" w:lineRule="auto"/>
@@ -9004,9 +9290,9 @@
       </w:rPr>
     </w:tblStylePr>
   </w:style>
-  <w:style w:type="table" w:styleId="97">
+  <w:style w:type="table" w:styleId="739">
     <w:name w:val="Grid Table 7 Colorful"/>
-    <w:basedOn w:val="635"/>
+    <w:basedOn w:val="841"/>
     <w:uiPriority w:val="99"/>
     <w:pPr>
       <w:spacing w:after="0" w:line="240" w:lineRule="auto"/>
@@ -9055,11 +9341,11 @@
         <w:jc w:val="right"/>
       </w:pPr>
       <w:tcPr>
-        <w:shd w:color="ffffff"/>
-        <w:tcBorders>
-          <w:top w:val="none"/>
-          <w:left w:val="none"/>
-          <w:bottom w:val="none"/>
+        <w:shd w:val="clear" w:color="ffffff"/>
+        <w:tcBorders>
+          <w:top w:val="none" w:color="000000" w:sz="4" w:space="0"/>
+          <w:left w:val="none" w:color="000000" w:sz="4" w:space="0"/>
+          <w:bottom w:val="none" w:color="000000" w:sz="4" w:space="0"/>
           <w:right w:val="single" w:color="000000" w:themeColor="text1" w:themeTint="80" w:sz="4" w:space="0"/>
         </w:tcBorders>
       </w:tcPr>
@@ -9074,10 +9360,10 @@
       <w:tcPr>
         <w:shd w:val="clear" w:color="ffffff" w:themeColor="light1" w:fill="ffffff" w:themeFill="light1"/>
         <w:tcBorders>
-          <w:top w:val="none"/>
-          <w:left w:val="none"/>
+          <w:top w:val="none" w:color="000000" w:sz="4" w:space="0"/>
+          <w:left w:val="none" w:color="000000" w:sz="4" w:space="0"/>
           <w:bottom w:val="single" w:color="000000" w:themeColor="text1" w:themeTint="80" w:sz="4" w:space="0"/>
-          <w:right w:val="none"/>
+          <w:right w:val="none" w:color="000000" w:sz="4" w:space="0"/>
         </w:tcBorders>
       </w:tcPr>
     </w:tblStylePr>
@@ -9089,12 +9375,12 @@
         <w:sz w:val="22"/>
       </w:rPr>
       <w:tcPr>
-        <w:shd w:color="ffffff"/>
-        <w:tcBorders>
-          <w:top w:val="none"/>
+        <w:shd w:val="clear" w:color="ffffff"/>
+        <w:tcBorders>
+          <w:top w:val="none" w:color="000000" w:sz="4" w:space="0"/>
           <w:left w:val="single" w:color="000000" w:themeColor="text1" w:themeTint="80" w:sz="4" w:space="0"/>
-          <w:bottom w:val="none"/>
-          <w:right w:val="none"/>
+          <w:bottom w:val="none" w:color="000000" w:sz="4" w:space="0"/>
+          <w:right w:val="none" w:color="000000" w:sz="4" w:space="0"/>
         </w:tcBorders>
       </w:tcPr>
     </w:tblStylePr>
@@ -9109,16 +9395,16 @@
         <w:shd w:val="clear" w:color="ffffff" w:themeColor="light1" w:fill="ffffff" w:themeFill="light1"/>
         <w:tcBorders>
           <w:top w:val="single" w:color="000000" w:themeColor="text1" w:themeTint="80" w:sz="4" w:space="0"/>
-          <w:left w:val="none"/>
-          <w:bottom w:val="none"/>
-          <w:right w:val="none"/>
-        </w:tcBorders>
-      </w:tcPr>
-    </w:tblStylePr>
-  </w:style>
-  <w:style w:type="table" w:styleId="98">
+          <w:left w:val="none" w:color="000000" w:sz="4" w:space="0"/>
+          <w:bottom w:val="none" w:color="000000" w:sz="4" w:space="0"/>
+          <w:right w:val="none" w:color="000000" w:sz="4" w:space="0"/>
+        </w:tcBorders>
+      </w:tcPr>
+    </w:tblStylePr>
+  </w:style>
+  <w:style w:type="table" w:styleId="740">
     <w:name w:val="Grid Table 7 Colorful - Accent 1"/>
-    <w:basedOn w:val="635"/>
+    <w:basedOn w:val="841"/>
     <w:uiPriority w:val="99"/>
     <w:pPr>
       <w:spacing w:after="0" w:line="240" w:lineRule="auto"/>
@@ -9167,11 +9453,11 @@
         <w:jc w:val="right"/>
       </w:pPr>
       <w:tcPr>
-        <w:shd w:color="ffffff"/>
-        <w:tcBorders>
-          <w:top w:val="none"/>
-          <w:left w:val="none"/>
-          <w:bottom w:val="none"/>
+        <w:shd w:val="clear" w:color="ffffff"/>
+        <w:tcBorders>
+          <w:top w:val="none" w:color="000000" w:sz="4" w:space="0"/>
+          <w:left w:val="none" w:color="000000" w:sz="4" w:space="0"/>
+          <w:bottom w:val="none" w:color="000000" w:sz="4" w:space="0"/>
           <w:right w:val="single" w:color="000000" w:themeColor="accent1" w:themeTint="80" w:sz="4" w:space="0"/>
         </w:tcBorders>
       </w:tcPr>
@@ -9186,10 +9472,10 @@
       <w:tcPr>
         <w:shd w:val="clear" w:color="ffffff" w:themeColor="light1" w:fill="ffffff" w:themeFill="light1"/>
         <w:tcBorders>
-          <w:top w:val="none"/>
-          <w:left w:val="none"/>
+          <w:top w:val="none" w:color="000000" w:sz="4" w:space="0"/>
+          <w:left w:val="none" w:color="000000" w:sz="4" w:space="0"/>
           <w:bottom w:val="single" w:color="000000" w:themeColor="accent1" w:themeTint="80" w:sz="4" w:space="0"/>
-          <w:right w:val="none"/>
+          <w:right w:val="none" w:color="000000" w:sz="4" w:space="0"/>
         </w:tcBorders>
       </w:tcPr>
     </w:tblStylePr>
@@ -9201,12 +9487,12 @@
         <w:sz w:val="22"/>
       </w:rPr>
       <w:tcPr>
-        <w:shd w:color="ffffff"/>
-        <w:tcBorders>
-          <w:top w:val="none"/>
+        <w:shd w:val="clear" w:color="ffffff"/>
+        <w:tcBorders>
+          <w:top w:val="none" w:color="000000" w:sz="4" w:space="0"/>
           <w:left w:val="single" w:color="000000" w:themeColor="accent1" w:themeTint="80" w:sz="4" w:space="0"/>
-          <w:bottom w:val="none"/>
-          <w:right w:val="none"/>
+          <w:bottom w:val="none" w:color="000000" w:sz="4" w:space="0"/>
+          <w:right w:val="none" w:color="000000" w:sz="4" w:space="0"/>
         </w:tcBorders>
       </w:tcPr>
     </w:tblStylePr>
@@ -9221,16 +9507,16 @@
         <w:shd w:val="clear" w:color="ffffff" w:themeColor="light1" w:fill="ffffff" w:themeFill="light1"/>
         <w:tcBorders>
           <w:top w:val="single" w:color="000000" w:themeColor="accent1" w:themeTint="80" w:sz="4" w:space="0"/>
-          <w:left w:val="none"/>
-          <w:bottom w:val="none"/>
-          <w:right w:val="none"/>
-        </w:tcBorders>
-      </w:tcPr>
-    </w:tblStylePr>
-  </w:style>
-  <w:style w:type="table" w:styleId="99">
+          <w:left w:val="none" w:color="000000" w:sz="4" w:space="0"/>
+          <w:bottom w:val="none" w:color="000000" w:sz="4" w:space="0"/>
+          <w:right w:val="none" w:color="000000" w:sz="4" w:space="0"/>
+        </w:tcBorders>
+      </w:tcPr>
+    </w:tblStylePr>
+  </w:style>
+  <w:style w:type="table" w:styleId="741">
     <w:name w:val="Grid Table 7 Colorful - Accent 2"/>
-    <w:basedOn w:val="635"/>
+    <w:basedOn w:val="841"/>
     <w:uiPriority w:val="99"/>
     <w:pPr>
       <w:spacing w:after="0" w:line="240" w:lineRule="auto"/>
@@ -9279,11 +9565,11 @@
         <w:jc w:val="right"/>
       </w:pPr>
       <w:tcPr>
-        <w:shd w:color="ffffff"/>
-        <w:tcBorders>
-          <w:top w:val="none"/>
-          <w:left w:val="none"/>
-          <w:bottom w:val="none"/>
+        <w:shd w:val="clear" w:color="ffffff"/>
+        <w:tcBorders>
+          <w:top w:val="none" w:color="000000" w:sz="4" w:space="0"/>
+          <w:left w:val="none" w:color="000000" w:sz="4" w:space="0"/>
+          <w:bottom w:val="none" w:color="000000" w:sz="4" w:space="0"/>
           <w:right w:val="single" w:color="000000" w:themeColor="accent2" w:themeTint="97" w:sz="4" w:space="0"/>
         </w:tcBorders>
       </w:tcPr>
@@ -9298,10 +9584,10 @@
       <w:tcPr>
         <w:shd w:val="clear" w:color="ffffff" w:themeColor="light1" w:fill="ffffff" w:themeFill="light1"/>
         <w:tcBorders>
-          <w:top w:val="none"/>
-          <w:left w:val="none"/>
+          <w:top w:val="none" w:color="000000" w:sz="4" w:space="0"/>
+          <w:left w:val="none" w:color="000000" w:sz="4" w:space="0"/>
           <w:bottom w:val="single" w:color="000000" w:themeColor="accent2" w:themeTint="97" w:sz="4" w:space="0"/>
-          <w:right w:val="none"/>
+          <w:right w:val="none" w:color="000000" w:sz="4" w:space="0"/>
         </w:tcBorders>
       </w:tcPr>
     </w:tblStylePr>
@@ -9313,12 +9599,12 @@
         <w:sz w:val="22"/>
       </w:rPr>
       <w:tcPr>
-        <w:shd w:color="ffffff"/>
-        <w:tcBorders>
-          <w:top w:val="none"/>
+        <w:shd w:val="clear" w:color="ffffff"/>
+        <w:tcBorders>
+          <w:top w:val="none" w:color="000000" w:sz="4" w:space="0"/>
           <w:left w:val="single" w:color="000000" w:themeColor="accent2" w:themeTint="97" w:sz="4" w:space="0"/>
-          <w:bottom w:val="none"/>
-          <w:right w:val="none"/>
+          <w:bottom w:val="none" w:color="000000" w:sz="4" w:space="0"/>
+          <w:right w:val="none" w:color="000000" w:sz="4" w:space="0"/>
         </w:tcBorders>
       </w:tcPr>
     </w:tblStylePr>
@@ -9333,16 +9619,16 @@
         <w:shd w:val="clear" w:color="ffffff" w:themeColor="light1" w:fill="ffffff" w:themeFill="light1"/>
         <w:tcBorders>
           <w:top w:val="single" w:color="000000" w:themeColor="accent2" w:themeTint="97" w:sz="4" w:space="0"/>
-          <w:left w:val="none"/>
-          <w:bottom w:val="none"/>
-          <w:right w:val="none"/>
-        </w:tcBorders>
-      </w:tcPr>
-    </w:tblStylePr>
-  </w:style>
-  <w:style w:type="table" w:styleId="100">
+          <w:left w:val="none" w:color="000000" w:sz="4" w:space="0"/>
+          <w:bottom w:val="none" w:color="000000" w:sz="4" w:space="0"/>
+          <w:right w:val="none" w:color="000000" w:sz="4" w:space="0"/>
+        </w:tcBorders>
+      </w:tcPr>
+    </w:tblStylePr>
+  </w:style>
+  <w:style w:type="table" w:styleId="742">
     <w:name w:val="Grid Table 7 Colorful - Accent 3"/>
-    <w:basedOn w:val="635"/>
+    <w:basedOn w:val="841"/>
     <w:uiPriority w:val="99"/>
     <w:pPr>
       <w:spacing w:after="0" w:line="240" w:lineRule="auto"/>
@@ -9391,11 +9677,11 @@
         <w:jc w:val="right"/>
       </w:pPr>
       <w:tcPr>
-        <w:shd w:color="ffffff"/>
-        <w:tcBorders>
-          <w:top w:val="none"/>
-          <w:left w:val="none"/>
-          <w:bottom w:val="none"/>
+        <w:shd w:val="clear" w:color="ffffff"/>
+        <w:tcBorders>
+          <w:top w:val="none" w:color="000000" w:sz="4" w:space="0"/>
+          <w:left w:val="none" w:color="000000" w:sz="4" w:space="0"/>
+          <w:bottom w:val="none" w:color="000000" w:sz="4" w:space="0"/>
           <w:right w:val="single" w:color="000000" w:themeColor="accent3" w:themeTint="FE" w:sz="4" w:space="0"/>
         </w:tcBorders>
       </w:tcPr>
@@ -9410,10 +9696,10 @@
       <w:tcPr>
         <w:shd w:val="clear" w:color="ffffff" w:themeColor="light1" w:fill="ffffff" w:themeFill="light1"/>
         <w:tcBorders>
-          <w:top w:val="none"/>
-          <w:left w:val="none"/>
+          <w:top w:val="none" w:color="000000" w:sz="4" w:space="0"/>
+          <w:left w:val="none" w:color="000000" w:sz="4" w:space="0"/>
           <w:bottom w:val="single" w:color="000000" w:themeColor="accent3" w:themeTint="FE" w:sz="4" w:space="0"/>
-          <w:right w:val="none"/>
+          <w:right w:val="none" w:color="000000" w:sz="4" w:space="0"/>
         </w:tcBorders>
       </w:tcPr>
     </w:tblStylePr>
@@ -9425,12 +9711,12 @@
         <w:sz w:val="22"/>
       </w:rPr>
       <w:tcPr>
-        <w:shd w:color="ffffff"/>
-        <w:tcBorders>
-          <w:top w:val="none"/>
+        <w:shd w:val="clear" w:color="ffffff"/>
+        <w:tcBorders>
+          <w:top w:val="none" w:color="000000" w:sz="4" w:space="0"/>
           <w:left w:val="single" w:color="000000" w:themeColor="accent3" w:themeTint="FE" w:sz="4" w:space="0"/>
-          <w:bottom w:val="none"/>
-          <w:right w:val="none"/>
+          <w:bottom w:val="none" w:color="000000" w:sz="4" w:space="0"/>
+          <w:right w:val="none" w:color="000000" w:sz="4" w:space="0"/>
         </w:tcBorders>
       </w:tcPr>
     </w:tblStylePr>
@@ -9445,16 +9731,16 @@
         <w:shd w:val="clear" w:color="ffffff" w:themeColor="light1" w:fill="ffffff" w:themeFill="light1"/>
         <w:tcBorders>
           <w:top w:val="single" w:color="000000" w:themeColor="accent3" w:themeTint="FE" w:sz="4" w:space="0"/>
-          <w:left w:val="none"/>
-          <w:bottom w:val="none"/>
-          <w:right w:val="none"/>
-        </w:tcBorders>
-      </w:tcPr>
-    </w:tblStylePr>
-  </w:style>
-  <w:style w:type="table" w:styleId="101">
+          <w:left w:val="none" w:color="000000" w:sz="4" w:space="0"/>
+          <w:bottom w:val="none" w:color="000000" w:sz="4" w:space="0"/>
+          <w:right w:val="none" w:color="000000" w:sz="4" w:space="0"/>
+        </w:tcBorders>
+      </w:tcPr>
+    </w:tblStylePr>
+  </w:style>
+  <w:style w:type="table" w:styleId="743">
     <w:name w:val="Grid Table 7 Colorful - Accent 4"/>
-    <w:basedOn w:val="635"/>
+    <w:basedOn w:val="841"/>
     <w:uiPriority w:val="99"/>
     <w:pPr>
       <w:spacing w:after="0" w:line="240" w:lineRule="auto"/>
@@ -9503,11 +9789,11 @@
         <w:jc w:val="right"/>
       </w:pPr>
       <w:tcPr>
-        <w:shd w:color="ffffff"/>
-        <w:tcBorders>
-          <w:top w:val="none"/>
-          <w:left w:val="none"/>
-          <w:bottom w:val="none"/>
+        <w:shd w:val="clear" w:color="ffffff"/>
+        <w:tcBorders>
+          <w:top w:val="none" w:color="000000" w:sz="4" w:space="0"/>
+          <w:left w:val="none" w:color="000000" w:sz="4" w:space="0"/>
+          <w:bottom w:val="none" w:color="000000" w:sz="4" w:space="0"/>
           <w:right w:val="single" w:color="000000" w:themeColor="accent4" w:themeTint="9A" w:sz="4" w:space="0"/>
         </w:tcBorders>
       </w:tcPr>
@@ -9522,10 +9808,10 @@
       <w:tcPr>
         <w:shd w:val="clear" w:color="ffffff" w:themeColor="light1" w:fill="ffffff" w:themeFill="light1"/>
         <w:tcBorders>
-          <w:top w:val="none"/>
-          <w:left w:val="none"/>
+          <w:top w:val="none" w:color="000000" w:sz="4" w:space="0"/>
+          <w:left w:val="none" w:color="000000" w:sz="4" w:space="0"/>
           <w:bottom w:val="single" w:color="000000" w:themeColor="accent4" w:themeTint="9A" w:sz="4" w:space="0"/>
-          <w:right w:val="none"/>
+          <w:right w:val="none" w:color="000000" w:sz="4" w:space="0"/>
         </w:tcBorders>
       </w:tcPr>
     </w:tblStylePr>
@@ -9537,12 +9823,12 @@
         <w:sz w:val="22"/>
       </w:rPr>
       <w:tcPr>
-        <w:shd w:color="ffffff"/>
-        <w:tcBorders>
-          <w:top w:val="none"/>
+        <w:shd w:val="clear" w:color="ffffff"/>
+        <w:tcBorders>
+          <w:top w:val="none" w:color="000000" w:sz="4" w:space="0"/>
           <w:left w:val="single" w:color="000000" w:themeColor="accent4" w:themeTint="9A" w:sz="4" w:space="0"/>
-          <w:bottom w:val="none"/>
-          <w:right w:val="none"/>
+          <w:bottom w:val="none" w:color="000000" w:sz="4" w:space="0"/>
+          <w:right w:val="none" w:color="000000" w:sz="4" w:space="0"/>
         </w:tcBorders>
       </w:tcPr>
     </w:tblStylePr>
@@ -9557,16 +9843,16 @@
         <w:shd w:val="clear" w:color="ffffff" w:themeColor="light1" w:fill="ffffff" w:themeFill="light1"/>
         <w:tcBorders>
           <w:top w:val="single" w:color="000000" w:themeColor="accent4" w:themeTint="9A" w:sz="4" w:space="0"/>
-          <w:left w:val="none"/>
-          <w:bottom w:val="none"/>
-          <w:right w:val="none"/>
-        </w:tcBorders>
-      </w:tcPr>
-    </w:tblStylePr>
-  </w:style>
-  <w:style w:type="table" w:styleId="102">
+          <w:left w:val="none" w:color="000000" w:sz="4" w:space="0"/>
+          <w:bottom w:val="none" w:color="000000" w:sz="4" w:space="0"/>
+          <w:right w:val="none" w:color="000000" w:sz="4" w:space="0"/>
+        </w:tcBorders>
+      </w:tcPr>
+    </w:tblStylePr>
+  </w:style>
+  <w:style w:type="table" w:styleId="744">
     <w:name w:val="Grid Table 7 Colorful - Accent 5"/>
-    <w:basedOn w:val="635"/>
+    <w:basedOn w:val="841"/>
     <w:uiPriority w:val="99"/>
     <w:pPr>
       <w:spacing w:after="0" w:line="240" w:lineRule="auto"/>
@@ -9615,11 +9901,11 @@
         <w:jc w:val="right"/>
       </w:pPr>
       <w:tcPr>
-        <w:shd w:color="ffffff"/>
-        <w:tcBorders>
-          <w:top w:val="none"/>
-          <w:left w:val="none"/>
-          <w:bottom w:val="none"/>
+        <w:shd w:val="clear" w:color="ffffff"/>
+        <w:tcBorders>
+          <w:top w:val="none" w:color="000000" w:sz="4" w:space="0"/>
+          <w:left w:val="none" w:color="000000" w:sz="4" w:space="0"/>
+          <w:bottom w:val="none" w:color="000000" w:sz="4" w:space="0"/>
           <w:right w:val="single" w:color="000000" w:themeColor="accent5" w:themeTint="90" w:sz="4" w:space="0"/>
         </w:tcBorders>
       </w:tcPr>
@@ -9634,10 +9920,10 @@
       <w:tcPr>
         <w:shd w:val="clear" w:color="ffffff" w:themeColor="light1" w:fill="ffffff" w:themeFill="light1"/>
         <w:tcBorders>
-          <w:top w:val="none"/>
-          <w:left w:val="none"/>
+          <w:top w:val="none" w:color="000000" w:sz="4" w:space="0"/>
+          <w:left w:val="none" w:color="000000" w:sz="4" w:space="0"/>
           <w:bottom w:val="single" w:color="000000" w:themeColor="accent5" w:themeTint="90" w:sz="4" w:space="0"/>
-          <w:right w:val="none"/>
+          <w:right w:val="none" w:color="000000" w:sz="4" w:space="0"/>
         </w:tcBorders>
       </w:tcPr>
     </w:tblStylePr>
@@ -9649,12 +9935,12 @@
         <w:sz w:val="22"/>
       </w:rPr>
       <w:tcPr>
-        <w:shd w:color="ffffff"/>
-        <w:tcBorders>
-          <w:top w:val="none"/>
+        <w:shd w:val="clear" w:color="ffffff"/>
+        <w:tcBorders>
+          <w:top w:val="none" w:color="000000" w:sz="4" w:space="0"/>
           <w:left w:val="single" w:color="000000" w:themeColor="accent5" w:themeTint="90" w:sz="4" w:space="0"/>
-          <w:bottom w:val="none"/>
-          <w:right w:val="none"/>
+          <w:bottom w:val="none" w:color="000000" w:sz="4" w:space="0"/>
+          <w:right w:val="none" w:color="000000" w:sz="4" w:space="0"/>
         </w:tcBorders>
       </w:tcPr>
     </w:tblStylePr>
@@ -9669,16 +9955,16 @@
         <w:shd w:val="clear" w:color="ffffff" w:themeColor="light1" w:fill="ffffff" w:themeFill="light1"/>
         <w:tcBorders>
           <w:top w:val="single" w:color="000000" w:themeColor="accent5" w:themeTint="90" w:sz="4" w:space="0"/>
-          <w:left w:val="none"/>
-          <w:bottom w:val="none"/>
-          <w:right w:val="none"/>
-        </w:tcBorders>
-      </w:tcPr>
-    </w:tblStylePr>
-  </w:style>
-  <w:style w:type="table" w:styleId="103">
+          <w:left w:val="none" w:color="000000" w:sz="4" w:space="0"/>
+          <w:bottom w:val="none" w:color="000000" w:sz="4" w:space="0"/>
+          <w:right w:val="none" w:color="000000" w:sz="4" w:space="0"/>
+        </w:tcBorders>
+      </w:tcPr>
+    </w:tblStylePr>
+  </w:style>
+  <w:style w:type="table" w:styleId="745">
     <w:name w:val="Grid Table 7 Colorful - Accent 6"/>
-    <w:basedOn w:val="635"/>
+    <w:basedOn w:val="841"/>
     <w:uiPriority w:val="99"/>
     <w:pPr>
       <w:spacing w:after="0" w:line="240" w:lineRule="auto"/>
@@ -9727,11 +10013,11 @@
         <w:jc w:val="right"/>
       </w:pPr>
       <w:tcPr>
-        <w:shd w:color="ffffff"/>
-        <w:tcBorders>
-          <w:top w:val="none"/>
-          <w:left w:val="none"/>
-          <w:bottom w:val="none"/>
+        <w:shd w:val="clear" w:color="ffffff"/>
+        <w:tcBorders>
+          <w:top w:val="none" w:color="000000" w:sz="4" w:space="0"/>
+          <w:left w:val="none" w:color="000000" w:sz="4" w:space="0"/>
+          <w:bottom w:val="none" w:color="000000" w:sz="4" w:space="0"/>
           <w:right w:val="single" w:color="000000" w:themeColor="accent6" w:themeTint="90" w:sz="4" w:space="0"/>
         </w:tcBorders>
       </w:tcPr>
@@ -9746,10 +10032,10 @@
       <w:tcPr>
         <w:shd w:val="clear" w:color="ffffff" w:themeColor="light1" w:fill="ffffff" w:themeFill="light1"/>
         <w:tcBorders>
-          <w:top w:val="none"/>
-          <w:left w:val="none"/>
+          <w:top w:val="none" w:color="000000" w:sz="4" w:space="0"/>
+          <w:left w:val="none" w:color="000000" w:sz="4" w:space="0"/>
           <w:bottom w:val="single" w:color="000000" w:themeColor="accent6" w:themeTint="90" w:sz="4" w:space="0"/>
-          <w:right w:val="none"/>
+          <w:right w:val="none" w:color="000000" w:sz="4" w:space="0"/>
         </w:tcBorders>
       </w:tcPr>
     </w:tblStylePr>
@@ -9761,12 +10047,12 @@
         <w:sz w:val="22"/>
       </w:rPr>
       <w:tcPr>
-        <w:shd w:color="ffffff"/>
-        <w:tcBorders>
-          <w:top w:val="none"/>
+        <w:shd w:val="clear" w:color="ffffff"/>
+        <w:tcBorders>
+          <w:top w:val="none" w:color="000000" w:sz="4" w:space="0"/>
           <w:left w:val="single" w:color="000000" w:themeColor="accent6" w:themeTint="90" w:sz="4" w:space="0"/>
-          <w:bottom w:val="none"/>
-          <w:right w:val="none"/>
+          <w:bottom w:val="none" w:color="000000" w:sz="4" w:space="0"/>
+          <w:right w:val="none" w:color="000000" w:sz="4" w:space="0"/>
         </w:tcBorders>
       </w:tcPr>
     </w:tblStylePr>
@@ -9781,16 +10067,16 @@
         <w:shd w:val="clear" w:color="ffffff" w:themeColor="light1" w:fill="ffffff" w:themeFill="light1"/>
         <w:tcBorders>
           <w:top w:val="single" w:color="000000" w:themeColor="accent6" w:themeTint="90" w:sz="4" w:space="0"/>
-          <w:left w:val="none"/>
-          <w:bottom w:val="none"/>
-          <w:right w:val="none"/>
-        </w:tcBorders>
-      </w:tcPr>
-    </w:tblStylePr>
-  </w:style>
-  <w:style w:type="table" w:styleId="104">
+          <w:left w:val="none" w:color="000000" w:sz="4" w:space="0"/>
+          <w:bottom w:val="none" w:color="000000" w:sz="4" w:space="0"/>
+          <w:right w:val="none" w:color="000000" w:sz="4" w:space="0"/>
+        </w:tcBorders>
+      </w:tcPr>
+    </w:tblStylePr>
+  </w:style>
+  <w:style w:type="table" w:styleId="746">
     <w:name w:val="List Table 1 Light"/>
-    <w:basedOn w:val="635"/>
+    <w:basedOn w:val="841"/>
     <w:uiPriority w:val="99"/>
     <w:pPr>
       <w:spacing w:after="0" w:line="240" w:lineRule="auto"/>
@@ -9851,9 +10137,9 @@
       </w:tcPr>
     </w:tblStylePr>
   </w:style>
-  <w:style w:type="table" w:styleId="105">
+  <w:style w:type="table" w:styleId="747">
     <w:name w:val="List Table 1 Light - Accent 1"/>
-    <w:basedOn w:val="635"/>
+    <w:basedOn w:val="841"/>
     <w:uiPriority w:val="99"/>
     <w:pPr>
       <w:spacing w:after="0" w:line="240" w:lineRule="auto"/>
@@ -9914,9 +10200,9 @@
       </w:tcPr>
     </w:tblStylePr>
   </w:style>
-  <w:style w:type="table" w:styleId="106">
+  <w:style w:type="table" w:styleId="748">
     <w:name w:val="List Table 1 Light - Accent 2"/>
-    <w:basedOn w:val="635"/>
+    <w:basedOn w:val="841"/>
     <w:uiPriority w:val="99"/>
     <w:pPr>
       <w:spacing w:after="0" w:line="240" w:lineRule="auto"/>
@@ -9977,9 +10263,9 @@
       </w:tcPr>
     </w:tblStylePr>
   </w:style>
-  <w:style w:type="table" w:styleId="107">
+  <w:style w:type="table" w:styleId="749">
     <w:name w:val="List Table 1 Light - Accent 3"/>
-    <w:basedOn w:val="635"/>
+    <w:basedOn w:val="841"/>
     <w:uiPriority w:val="99"/>
     <w:pPr>
       <w:spacing w:after="0" w:line="240" w:lineRule="auto"/>
@@ -10040,9 +10326,9 @@
       </w:tcPr>
     </w:tblStylePr>
   </w:style>
-  <w:style w:type="table" w:styleId="108">
+  <w:style w:type="table" w:styleId="750">
     <w:name w:val="List Table 1 Light - Accent 4"/>
-    <w:basedOn w:val="635"/>
+    <w:basedOn w:val="841"/>
     <w:uiPriority w:val="99"/>
     <w:pPr>
       <w:spacing w:after="0" w:line="240" w:lineRule="auto"/>
@@ -10103,9 +10389,9 @@
       </w:tcPr>
     </w:tblStylePr>
   </w:style>
-  <w:style w:type="table" w:styleId="109">
+  <w:style w:type="table" w:styleId="751">
     <w:name w:val="List Table 1 Light - Accent 5"/>
-    <w:basedOn w:val="635"/>
+    <w:basedOn w:val="841"/>
     <w:uiPriority w:val="99"/>
     <w:pPr>
       <w:spacing w:after="0" w:line="240" w:lineRule="auto"/>
@@ -10166,9 +10452,9 @@
       </w:tcPr>
     </w:tblStylePr>
   </w:style>
-  <w:style w:type="table" w:styleId="110">
+  <w:style w:type="table" w:styleId="752">
     <w:name w:val="List Table 1 Light - Accent 6"/>
-    <w:basedOn w:val="635"/>
+    <w:basedOn w:val="841"/>
     <w:uiPriority w:val="99"/>
     <w:pPr>
       <w:spacing w:after="0" w:line="240" w:lineRule="auto"/>
@@ -10229,9 +10515,9 @@
       </w:tcPr>
     </w:tblStylePr>
   </w:style>
-  <w:style w:type="table" w:styleId="111">
+  <w:style w:type="table" w:styleId="753">
     <w:name w:val="List Table 2"/>
-    <w:basedOn w:val="635"/>
+    <w:basedOn w:val="841"/>
     <w:uiPriority w:val="99"/>
     <w:pPr>
       <w:spacing w:after="0" w:line="240" w:lineRule="auto"/>
@@ -10315,9 +10601,9 @@
       </w:tcPr>
     </w:tblStylePr>
   </w:style>
-  <w:style w:type="table" w:styleId="112">
+  <w:style w:type="table" w:styleId="754">
     <w:name w:val="List Table 2 - Accent 1"/>
-    <w:basedOn w:val="635"/>
+    <w:basedOn w:val="841"/>
     <w:uiPriority w:val="99"/>
     <w:pPr>
       <w:spacing w:after="0" w:line="240" w:lineRule="auto"/>
@@ -10401,9 +10687,9 @@
       </w:tcPr>
     </w:tblStylePr>
   </w:style>
-  <w:style w:type="table" w:styleId="113">
+  <w:style w:type="table" w:styleId="755">
     <w:name w:val="List Table 2 - Accent 2"/>
-    <w:basedOn w:val="635"/>
+    <w:basedOn w:val="841"/>
     <w:uiPriority w:val="99"/>
     <w:pPr>
       <w:spacing w:after="0" w:line="240" w:lineRule="auto"/>
@@ -10487,9 +10773,9 @@
       </w:tcPr>
     </w:tblStylePr>
   </w:style>
-  <w:style w:type="table" w:styleId="114">
+  <w:style w:type="table" w:styleId="756">
     <w:name w:val="List Table 2 - Accent 3"/>
-    <w:basedOn w:val="635"/>
+    <w:basedOn w:val="841"/>
     <w:uiPriority w:val="99"/>
     <w:pPr>
       <w:spacing w:after="0" w:line="240" w:lineRule="auto"/>
@@ -10573,9 +10859,9 @@
       </w:tcPr>
     </w:tblStylePr>
   </w:style>
-  <w:style w:type="table" w:styleId="115">
+  <w:style w:type="table" w:styleId="757">
     <w:name w:val="List Table 2 - Accent 4"/>
-    <w:basedOn w:val="635"/>
+    <w:basedOn w:val="841"/>
     <w:uiPriority w:val="99"/>
     <w:pPr>
       <w:spacing w:after="0" w:line="240" w:lineRule="auto"/>
@@ -10659,9 +10945,9 @@
       </w:tcPr>
     </w:tblStylePr>
   </w:style>
-  <w:style w:type="table" w:styleId="116">
+  <w:style w:type="table" w:styleId="758">
     <w:name w:val="List Table 2 - Accent 5"/>
-    <w:basedOn w:val="635"/>
+    <w:basedOn w:val="841"/>
     <w:uiPriority w:val="99"/>
     <w:pPr>
       <w:spacing w:after="0" w:line="240" w:lineRule="auto"/>
@@ -10745,9 +11031,9 @@
       </w:tcPr>
     </w:tblStylePr>
   </w:style>
-  <w:style w:type="table" w:styleId="117">
+  <w:style w:type="table" w:styleId="759">
     <w:name w:val="List Table 2 - Accent 6"/>
-    <w:basedOn w:val="635"/>
+    <w:basedOn w:val="841"/>
     <w:uiPriority w:val="99"/>
     <w:pPr>
       <w:spacing w:after="0" w:line="240" w:lineRule="auto"/>
@@ -10831,9 +11117,9 @@
       </w:tcPr>
     </w:tblStylePr>
   </w:style>
-  <w:style w:type="table" w:styleId="118">
+  <w:style w:type="table" w:styleId="760">
     <w:name w:val="List Table 3"/>
-    <w:basedOn w:val="635"/>
+    <w:basedOn w:val="841"/>
     <w:uiPriority w:val="99"/>
     <w:pPr>
       <w:spacing w:after="0" w:line="240" w:lineRule="auto"/>
@@ -10905,9 +11191,9 @@
       </w:rPr>
     </w:tblStylePr>
   </w:style>
-  <w:style w:type="table" w:styleId="119">
+  <w:style w:type="table" w:styleId="761">
     <w:name w:val="List Table 3 - Accent 1"/>
-    <w:basedOn w:val="635"/>
+    <w:basedOn w:val="841"/>
     <w:uiPriority w:val="99"/>
     <w:pPr>
       <w:spacing w:after="0" w:line="240" w:lineRule="auto"/>
@@ -10979,9 +11265,9 @@
       </w:rPr>
     </w:tblStylePr>
   </w:style>
-  <w:style w:type="table" w:styleId="120">
+  <w:style w:type="table" w:styleId="762">
     <w:name w:val="List Table 3 - Accent 2"/>
-    <w:basedOn w:val="635"/>
+    <w:basedOn w:val="841"/>
     <w:uiPriority w:val="99"/>
     <w:pPr>
       <w:spacing w:after="0" w:line="240" w:lineRule="auto"/>
@@ -11053,9 +11339,9 @@
       </w:rPr>
     </w:tblStylePr>
   </w:style>
-  <w:style w:type="table" w:styleId="121">
+  <w:style w:type="table" w:styleId="763">
     <w:name w:val="List Table 3 - Accent 3"/>
-    <w:basedOn w:val="635"/>
+    <w:basedOn w:val="841"/>
     <w:uiPriority w:val="99"/>
     <w:pPr>
       <w:spacing w:after="0" w:line="240" w:lineRule="auto"/>
@@ -11127,9 +11413,9 @@
       </w:rPr>
     </w:tblStylePr>
   </w:style>
-  <w:style w:type="table" w:styleId="122">
+  <w:style w:type="table" w:styleId="764">
     <w:name w:val="List Table 3 - Accent 4"/>
-    <w:basedOn w:val="635"/>
+    <w:basedOn w:val="841"/>
     <w:uiPriority w:val="99"/>
     <w:pPr>
       <w:spacing w:after="0" w:line="240" w:lineRule="auto"/>
@@ -11201,9 +11487,9 @@
       </w:rPr>
     </w:tblStylePr>
   </w:style>
-  <w:style w:type="table" w:styleId="123">
+  <w:style w:type="table" w:styleId="765">
     <w:name w:val="List Table 3 - Accent 5"/>
-    <w:basedOn w:val="635"/>
+    <w:basedOn w:val="841"/>
     <w:uiPriority w:val="99"/>
     <w:pPr>
       <w:spacing w:after="0" w:line="240" w:lineRule="auto"/>
@@ -11275,9 +11561,9 @@
       </w:rPr>
     </w:tblStylePr>
   </w:style>
-  <w:style w:type="table" w:styleId="124">
+  <w:style w:type="table" w:styleId="766">
     <w:name w:val="List Table 3 - Accent 6"/>
-    <w:basedOn w:val="635"/>
+    <w:basedOn w:val="841"/>
     <w:uiPriority w:val="99"/>
     <w:pPr>
       <w:spacing w:after="0" w:line="240" w:lineRule="auto"/>
@@ -11349,9 +11635,9 @@
       </w:rPr>
     </w:tblStylePr>
   </w:style>
-  <w:style w:type="table" w:styleId="125">
+  <w:style w:type="table" w:styleId="767">
     <w:name w:val="List Table 4"/>
-    <w:basedOn w:val="635"/>
+    <w:basedOn w:val="841"/>
     <w:uiPriority w:val="99"/>
     <w:pPr>
       <w:spacing w:after="0" w:line="240" w:lineRule="auto"/>
@@ -11418,9 +11704,9 @@
       </w:rPr>
     </w:tblStylePr>
   </w:style>
-  <w:style w:type="table" w:styleId="126">
+  <w:style w:type="table" w:styleId="768">
     <w:name w:val="List Table 4 - Accent 1"/>
-    <w:basedOn w:val="635"/>
+    <w:basedOn w:val="841"/>
     <w:uiPriority w:val="99"/>
     <w:pPr>
       <w:spacing w:after="0" w:line="240" w:lineRule="auto"/>
@@ -11487,9 +11773,9 @@
       </w:rPr>
     </w:tblStylePr>
   </w:style>
-  <w:style w:type="table" w:styleId="127">
+  <w:style w:type="table" w:styleId="769">
     <w:name w:val="List Table 4 - Accent 2"/>
-    <w:basedOn w:val="635"/>
+    <w:basedOn w:val="841"/>
     <w:uiPriority w:val="99"/>
     <w:pPr>
       <w:spacing w:after="0" w:line="240" w:lineRule="auto"/>
@@ -11556,9 +11842,9 @@
       </w:rPr>
     </w:tblStylePr>
   </w:style>
-  <w:style w:type="table" w:styleId="128">
+  <w:style w:type="table" w:styleId="770">
     <w:name w:val="List Table 4 - Accent 3"/>
-    <w:basedOn w:val="635"/>
+    <w:basedOn w:val="841"/>
     <w:uiPriority w:val="99"/>
     <w:pPr>
       <w:spacing w:after="0" w:line="240" w:lineRule="auto"/>
@@ -11625,9 +11911,9 @@
       </w:rPr>
     </w:tblStylePr>
   </w:style>
-  <w:style w:type="table" w:styleId="129">
+  <w:style w:type="table" w:styleId="771">
     <w:name w:val="List Table 4 - Accent 4"/>
-    <w:basedOn w:val="635"/>
+    <w:basedOn w:val="841"/>
     <w:uiPriority w:val="99"/>
     <w:pPr>
       <w:spacing w:after="0" w:line="240" w:lineRule="auto"/>
@@ -11694,9 +11980,9 @@
       </w:rPr>
     </w:tblStylePr>
   </w:style>
-  <w:style w:type="table" w:styleId="130">
+  <w:style w:type="table" w:styleId="772">
     <w:name w:val="List Table 4 - Accent 5"/>
-    <w:basedOn w:val="635"/>
+    <w:basedOn w:val="841"/>
     <w:uiPriority w:val="99"/>
     <w:pPr>
       <w:spacing w:after="0" w:line="240" w:lineRule="auto"/>
@@ -11763,9 +12049,9 @@
       </w:rPr>
     </w:tblStylePr>
   </w:style>
-  <w:style w:type="table" w:styleId="131">
+  <w:style w:type="table" w:styleId="773">
     <w:name w:val="List Table 4 - Accent 6"/>
-    <w:basedOn w:val="635"/>
+    <w:basedOn w:val="841"/>
     <w:uiPriority w:val="99"/>
     <w:pPr>
       <w:spacing w:after="0" w:line="240" w:lineRule="auto"/>
@@ -11832,9 +12118,9 @@
       </w:rPr>
     </w:tblStylePr>
   </w:style>
-  <w:style w:type="table" w:styleId="132">
+  <w:style w:type="table" w:styleId="774">
     <w:name w:val="List Table 5 Dark"/>
-    <w:basedOn w:val="635"/>
+    <w:basedOn w:val="841"/>
     <w:uiPriority w:val="99"/>
     <w:pPr>
       <w:spacing w:after="0" w:line="240" w:lineRule="auto"/>
@@ -11939,9 +12225,9 @@
       </w:rPr>
     </w:tblStylePr>
   </w:style>
-  <w:style w:type="table" w:styleId="133">
+  <w:style w:type="table" w:styleId="775">
     <w:name w:val="List Table 5 Dark - Accent 1"/>
-    <w:basedOn w:val="635"/>
+    <w:basedOn w:val="841"/>
     <w:uiPriority w:val="99"/>
     <w:pPr>
       <w:spacing w:after="0" w:line="240" w:lineRule="auto"/>
@@ -12046,9 +12332,9 @@
       </w:rPr>
     </w:tblStylePr>
   </w:style>
-  <w:style w:type="table" w:styleId="134">
+  <w:style w:type="table" w:styleId="776">
     <w:name w:val="List Table 5 Dark - Accent 2"/>
-    <w:basedOn w:val="635"/>
+    <w:basedOn w:val="841"/>
     <w:uiPriority w:val="99"/>
     <w:pPr>
       <w:spacing w:after="0" w:line="240" w:lineRule="auto"/>
@@ -12153,9 +12439,9 @@
       </w:rPr>
     </w:tblStylePr>
   </w:style>
-  <w:style w:type="table" w:styleId="135">
+  <w:style w:type="table" w:styleId="777">
     <w:name w:val="List Table 5 Dark - Accent 3"/>
-    <w:basedOn w:val="635"/>
+    <w:basedOn w:val="841"/>
     <w:uiPriority w:val="99"/>
     <w:pPr>
       <w:spacing w:after="0" w:line="240" w:lineRule="auto"/>
@@ -12260,9 +12546,9 @@
       </w:rPr>
     </w:tblStylePr>
   </w:style>
-  <w:style w:type="table" w:styleId="136">
+  <w:style w:type="table" w:styleId="778">
     <w:name w:val="List Table 5 Dark - Accent 4"/>
-    <w:basedOn w:val="635"/>
+    <w:basedOn w:val="841"/>
     <w:uiPriority w:val="99"/>
     <w:pPr>
       <w:spacing w:after="0" w:line="240" w:lineRule="auto"/>
@@ -12367,9 +12653,9 @@
       </w:rPr>
     </w:tblStylePr>
   </w:style>
-  <w:style w:type="table" w:styleId="137">
+  <w:style w:type="table" w:styleId="779">
     <w:name w:val="List Table 5 Dark - Accent 5"/>
-    <w:basedOn w:val="635"/>
+    <w:basedOn w:val="841"/>
     <w:uiPriority w:val="99"/>
     <w:pPr>
       <w:spacing w:after="0" w:line="240" w:lineRule="auto"/>
@@ -12474,9 +12760,9 @@
       </w:rPr>
     </w:tblStylePr>
   </w:style>
-  <w:style w:type="table" w:styleId="138">
+  <w:style w:type="table" w:styleId="780">
     <w:name w:val="List Table 5 Dark - Accent 6"/>
-    <w:basedOn w:val="635"/>
+    <w:basedOn w:val="841"/>
     <w:uiPriority w:val="99"/>
     <w:pPr>
       <w:spacing w:after="0" w:line="240" w:lineRule="auto"/>
@@ -12581,9 +12867,9 @@
       </w:rPr>
     </w:tblStylePr>
   </w:style>
-  <w:style w:type="table" w:styleId="139">
+  <w:style w:type="table" w:styleId="781">
     <w:name w:val="List Table 6 Colorful"/>
-    <w:basedOn w:val="635"/>
+    <w:basedOn w:val="841"/>
     <w:uiPriority w:val="99"/>
     <w:pPr>
       <w:spacing w:after="0" w:line="240" w:lineRule="auto"/>
@@ -12654,9 +12940,9 @@
       </w:tcPr>
     </w:tblStylePr>
   </w:style>
-  <w:style w:type="table" w:styleId="140">
+  <w:style w:type="table" w:styleId="782">
     <w:name w:val="List Table 6 Colorful - Accent 1"/>
-    <w:basedOn w:val="635"/>
+    <w:basedOn w:val="841"/>
     <w:uiPriority w:val="99"/>
     <w:pPr>
       <w:spacing w:after="0" w:line="240" w:lineRule="auto"/>
@@ -12727,9 +13013,9 @@
       </w:tcPr>
     </w:tblStylePr>
   </w:style>
-  <w:style w:type="table" w:styleId="141">
+  <w:style w:type="table" w:styleId="783">
     <w:name w:val="List Table 6 Colorful - Accent 2"/>
-    <w:basedOn w:val="635"/>
+    <w:basedOn w:val="841"/>
     <w:uiPriority w:val="99"/>
     <w:pPr>
       <w:spacing w:after="0" w:line="240" w:lineRule="auto"/>
@@ -12800,9 +13086,9 @@
       </w:tcPr>
     </w:tblStylePr>
   </w:style>
-  <w:style w:type="table" w:styleId="142">
+  <w:style w:type="table" w:styleId="784">
     <w:name w:val="List Table 6 Colorful - Accent 3"/>
-    <w:basedOn w:val="635"/>
+    <w:basedOn w:val="841"/>
     <w:uiPriority w:val="99"/>
     <w:pPr>
       <w:spacing w:after="0" w:line="240" w:lineRule="auto"/>
@@ -12873,9 +13159,9 @@
       </w:tcPr>
     </w:tblStylePr>
   </w:style>
-  <w:style w:type="table" w:styleId="143">
+  <w:style w:type="table" w:styleId="785">
     <w:name w:val="List Table 6 Colorful - Accent 4"/>
-    <w:basedOn w:val="635"/>
+    <w:basedOn w:val="841"/>
     <w:uiPriority w:val="99"/>
     <w:pPr>
       <w:spacing w:after="0" w:line="240" w:lineRule="auto"/>
@@ -12946,9 +13232,9 @@
       </w:tcPr>
     </w:tblStylePr>
   </w:style>
-  <w:style w:type="table" w:styleId="144">
+  <w:style w:type="table" w:styleId="786">
     <w:name w:val="List Table 6 Colorful - Accent 5"/>
-    <w:basedOn w:val="635"/>
+    <w:basedOn w:val="841"/>
     <w:uiPriority w:val="99"/>
     <w:pPr>
       <w:spacing w:after="0" w:line="240" w:lineRule="auto"/>
@@ -13019,9 +13305,9 @@
       </w:tcPr>
     </w:tblStylePr>
   </w:style>
-  <w:style w:type="table" w:styleId="145">
+  <w:style w:type="table" w:styleId="787">
     <w:name w:val="List Table 6 Colorful - Accent 6"/>
-    <w:basedOn w:val="635"/>
+    <w:basedOn w:val="841"/>
     <w:uiPriority w:val="99"/>
     <w:pPr>
       <w:spacing w:after="0" w:line="240" w:lineRule="auto"/>
@@ -13092,9 +13378,9 @@
       </w:tcPr>
     </w:tblStylePr>
   </w:style>
-  <w:style w:type="table" w:styleId="146">
+  <w:style w:type="table" w:styleId="788">
     <w:name w:val="List Table 7 Colorful"/>
-    <w:basedOn w:val="635"/>
+    <w:basedOn w:val="841"/>
     <w:uiPriority w:val="99"/>
     <w:pPr>
       <w:spacing w:after="0" w:line="240" w:lineRule="auto"/>
@@ -13140,11 +13426,11 @@
         <w:jc w:val="right"/>
       </w:pPr>
       <w:tcPr>
-        <w:shd w:color="ffffff"/>
-        <w:tcBorders>
-          <w:top w:val="none"/>
-          <w:left w:val="none"/>
-          <w:bottom w:val="none"/>
+        <w:shd w:val="clear" w:color="ffffff"/>
+        <w:tcBorders>
+          <w:top w:val="none" w:color="000000" w:sz="4" w:space="0"/>
+          <w:left w:val="none" w:color="000000" w:sz="4" w:space="0"/>
+          <w:bottom w:val="none" w:color="000000" w:sz="4" w:space="0"/>
           <w:right w:val="single" w:color="000000" w:themeColor="text1" w:themeTint="80" w:sz="4" w:space="0"/>
         </w:tcBorders>
       </w:tcPr>
@@ -13159,10 +13445,10 @@
       <w:tcPr>
         <w:shd w:val="clear" w:color="ffffff" w:themeColor="light1" w:fill="ffffff" w:themeFill="light1"/>
         <w:tcBorders>
-          <w:top w:val="none"/>
-          <w:left w:val="none"/>
+          <w:top w:val="none" w:color="000000" w:sz="4" w:space="0"/>
+          <w:left w:val="none" w:color="000000" w:sz="4" w:space="0"/>
           <w:bottom w:val="single" w:color="000000" w:themeColor="text1" w:themeTint="80" w:sz="4" w:space="0"/>
-          <w:right w:val="none"/>
+          <w:right w:val="none" w:color="000000" w:sz="4" w:space="0"/>
         </w:tcBorders>
       </w:tcPr>
     </w:tblStylePr>
@@ -13174,12 +13460,12 @@
         <w:sz w:val="22"/>
       </w:rPr>
       <w:tcPr>
-        <w:shd w:color="ffffff"/>
-        <w:tcBorders>
-          <w:top w:val="none"/>
+        <w:shd w:val="clear" w:color="ffffff"/>
+        <w:tcBorders>
+          <w:top w:val="none" w:color="000000" w:sz="4" w:space="0"/>
           <w:left w:val="single" w:color="000000" w:themeColor="text1" w:themeTint="80" w:sz="4" w:space="0"/>
-          <w:bottom w:val="none"/>
-          <w:right w:val="none"/>
+          <w:bottom w:val="none" w:color="000000" w:sz="4" w:space="0"/>
+          <w:right w:val="none" w:color="000000" w:sz="4" w:space="0"/>
         </w:tcBorders>
       </w:tcPr>
     </w:tblStylePr>
@@ -13194,9 +13480,9 @@
         <w:shd w:val="clear" w:color="ffffff" w:themeColor="light1" w:fill="ffffff" w:themeFill="light1"/>
         <w:tcBorders>
           <w:top w:val="single" w:color="000000" w:themeColor="text1" w:themeTint="80" w:sz="4" w:space="0"/>
-          <w:left w:val="none"/>
-          <w:bottom w:val="none"/>
-          <w:right w:val="none"/>
+          <w:left w:val="none" w:color="000000" w:sz="4" w:space="0"/>
+          <w:bottom w:val="none" w:color="000000" w:sz="4" w:space="0"/>
+          <w:right w:val="none" w:color="000000" w:sz="4" w:space="0"/>
         </w:tcBorders>
       </w:tcPr>
     </w:tblStylePr>
@@ -13208,9 +13494,9 @@
       </w:rPr>
     </w:tblStylePr>
   </w:style>
-  <w:style w:type="table" w:styleId="147">
+  <w:style w:type="table" w:styleId="789">
     <w:name w:val="List Table 7 Colorful - Accent 1"/>
-    <w:basedOn w:val="635"/>
+    <w:basedOn w:val="841"/>
     <w:uiPriority w:val="99"/>
     <w:pPr>
       <w:spacing w:after="0" w:line="240" w:lineRule="auto"/>
@@ -13256,11 +13542,11 @@
         <w:jc w:val="right"/>
       </w:pPr>
       <w:tcPr>
-        <w:shd w:color="ffffff"/>
-        <w:tcBorders>
-          <w:top w:val="none"/>
-          <w:left w:val="none"/>
-          <w:bottom w:val="none"/>
+        <w:shd w:val="clear" w:color="ffffff"/>
+        <w:tcBorders>
+          <w:top w:val="none" w:color="000000" w:sz="4" w:space="0"/>
+          <w:left w:val="none" w:color="000000" w:sz="4" w:space="0"/>
+          <w:bottom w:val="none" w:color="000000" w:sz="4" w:space="0"/>
           <w:right w:val="single" w:color="000000" w:themeColor="accent1" w:sz="4" w:space="0"/>
         </w:tcBorders>
       </w:tcPr>
@@ -13275,10 +13561,10 @@
       <w:tcPr>
         <w:shd w:val="clear" w:color="ffffff" w:themeColor="light1" w:fill="ffffff" w:themeFill="light1"/>
         <w:tcBorders>
-          <w:top w:val="none"/>
-          <w:left w:val="none"/>
+          <w:top w:val="none" w:color="000000" w:sz="4" w:space="0"/>
+          <w:left w:val="none" w:color="000000" w:sz="4" w:space="0"/>
           <w:bottom w:val="single" w:color="000000" w:themeColor="accent1" w:sz="4" w:space="0"/>
-          <w:right w:val="none"/>
+          <w:right w:val="none" w:color="000000" w:sz="4" w:space="0"/>
         </w:tcBorders>
       </w:tcPr>
     </w:tblStylePr>
@@ -13290,12 +13576,12 @@
         <w:sz w:val="22"/>
       </w:rPr>
       <w:tcPr>
-        <w:shd w:color="ffffff"/>
-        <w:tcBorders>
-          <w:top w:val="none"/>
+        <w:shd w:val="clear" w:color="ffffff"/>
+        <w:tcBorders>
+          <w:top w:val="none" w:color="000000" w:sz="4" w:space="0"/>
           <w:left w:val="single" w:color="000000" w:themeColor="accent1" w:sz="4" w:space="0"/>
-          <w:bottom w:val="none"/>
-          <w:right w:val="none"/>
+          <w:bottom w:val="none" w:color="000000" w:sz="4" w:space="0"/>
+          <w:right w:val="none" w:color="000000" w:sz="4" w:space="0"/>
         </w:tcBorders>
       </w:tcPr>
     </w:tblStylePr>
@@ -13310,9 +13596,9 @@
         <w:shd w:val="clear" w:color="ffffff" w:themeColor="light1" w:fill="ffffff" w:themeFill="light1"/>
         <w:tcBorders>
           <w:top w:val="single" w:color="000000" w:themeColor="accent1" w:sz="4" w:space="0"/>
-          <w:left w:val="none"/>
-          <w:bottom w:val="none"/>
-          <w:right w:val="none"/>
+          <w:left w:val="none" w:color="000000" w:sz="4" w:space="0"/>
+          <w:bottom w:val="none" w:color="000000" w:sz="4" w:space="0"/>
+          <w:right w:val="none" w:color="000000" w:sz="4" w:space="0"/>
         </w:tcBorders>
       </w:tcPr>
     </w:tblStylePr>
@@ -13324,9 +13610,9 @@
       </w:rPr>
     </w:tblStylePr>
   </w:style>
-  <w:style w:type="table" w:styleId="148">
+  <w:style w:type="table" w:styleId="790">
     <w:name w:val="List Table 7 Colorful - Accent 2"/>
-    <w:basedOn w:val="635"/>
+    <w:basedOn w:val="841"/>
     <w:uiPriority w:val="99"/>
     <w:pPr>
       <w:spacing w:after="0" w:line="240" w:lineRule="auto"/>
@@ -13372,11 +13658,11 @@
         <w:jc w:val="right"/>
       </w:pPr>
       <w:tcPr>
-        <w:shd w:color="ffffff"/>
-        <w:tcBorders>
-          <w:top w:val="none"/>
-          <w:left w:val="none"/>
-          <w:bottom w:val="none"/>
+        <w:shd w:val="clear" w:color="ffffff"/>
+        <w:tcBorders>
+          <w:top w:val="none" w:color="000000" w:sz="4" w:space="0"/>
+          <w:left w:val="none" w:color="000000" w:sz="4" w:space="0"/>
+          <w:bottom w:val="none" w:color="000000" w:sz="4" w:space="0"/>
           <w:right w:val="single" w:color="000000" w:themeColor="accent2" w:themeTint="97" w:sz="4" w:space="0"/>
         </w:tcBorders>
       </w:tcPr>
@@ -13391,10 +13677,10 @@
       <w:tcPr>
         <w:shd w:val="clear" w:color="ffffff" w:themeColor="light1" w:fill="ffffff" w:themeFill="light1"/>
         <w:tcBorders>
-          <w:top w:val="none"/>
-          <w:left w:val="none"/>
+          <w:top w:val="none" w:color="000000" w:sz="4" w:space="0"/>
+          <w:left w:val="none" w:color="000000" w:sz="4" w:space="0"/>
           <w:bottom w:val="single" w:color="000000" w:themeColor="accent2" w:themeTint="97" w:sz="4" w:space="0"/>
-          <w:right w:val="none"/>
+          <w:right w:val="none" w:color="000000" w:sz="4" w:space="0"/>
         </w:tcBorders>
       </w:tcPr>
     </w:tblStylePr>
@@ -13406,12 +13692,12 @@
         <w:sz w:val="22"/>
       </w:rPr>
       <w:tcPr>
-        <w:shd w:color="ffffff"/>
-        <w:tcBorders>
-          <w:top w:val="none"/>
+        <w:shd w:val="clear" w:color="ffffff"/>
+        <w:tcBorders>
+          <w:top w:val="none" w:color="000000" w:sz="4" w:space="0"/>
           <w:left w:val="single" w:color="000000" w:themeColor="accent2" w:themeTint="97" w:sz="4" w:space="0"/>
-          <w:bottom w:val="none"/>
-          <w:right w:val="none"/>
+          <w:bottom w:val="none" w:color="000000" w:sz="4" w:space="0"/>
+          <w:right w:val="none" w:color="000000" w:sz="4" w:space="0"/>
         </w:tcBorders>
       </w:tcPr>
     </w:tblStylePr>
@@ -13426,9 +13712,9 @@
         <w:shd w:val="clear" w:color="ffffff" w:themeColor="light1" w:fill="ffffff" w:themeFill="light1"/>
         <w:tcBorders>
           <w:top w:val="single" w:color="000000" w:themeColor="accent2" w:themeTint="97" w:sz="4" w:space="0"/>
-          <w:left w:val="none"/>
-          <w:bottom w:val="none"/>
-          <w:right w:val="none"/>
+          <w:left w:val="none" w:color="000000" w:sz="4" w:space="0"/>
+          <w:bottom w:val="none" w:color="000000" w:sz="4" w:space="0"/>
+          <w:right w:val="none" w:color="000000" w:sz="4" w:space="0"/>
         </w:tcBorders>
       </w:tcPr>
     </w:tblStylePr>
@@ -13440,9 +13726,9 @@
       </w:rPr>
     </w:tblStylePr>
   </w:style>
-  <w:style w:type="table" w:styleId="149">
+  <w:style w:type="table" w:styleId="791">
     <w:name w:val="List Table 7 Colorful - Accent 3"/>
-    <w:basedOn w:val="635"/>
+    <w:basedOn w:val="841"/>
     <w:uiPriority w:val="99"/>
     <w:pPr>
       <w:spacing w:after="0" w:line="240" w:lineRule="auto"/>
@@ -13488,11 +13774,11 @@
         <w:jc w:val="right"/>
       </w:pPr>
       <w:tcPr>
-        <w:shd w:color="ffffff"/>
-        <w:tcBorders>
-          <w:top w:val="none"/>
-          <w:left w:val="none"/>
-          <w:bottom w:val="none"/>
+        <w:shd w:val="clear" w:color="ffffff"/>
+        <w:tcBorders>
+          <w:top w:val="none" w:color="000000" w:sz="4" w:space="0"/>
+          <w:left w:val="none" w:color="000000" w:sz="4" w:space="0"/>
+          <w:bottom w:val="none" w:color="000000" w:sz="4" w:space="0"/>
           <w:right w:val="single" w:color="000000" w:themeColor="accent3" w:themeTint="98" w:sz="4" w:space="0"/>
         </w:tcBorders>
       </w:tcPr>
@@ -13507,10 +13793,10 @@
       <w:tcPr>
         <w:shd w:val="clear" w:color="ffffff" w:themeColor="light1" w:fill="ffffff" w:themeFill="light1"/>
         <w:tcBorders>
-          <w:top w:val="none"/>
-          <w:left w:val="none"/>
+          <w:top w:val="none" w:color="000000" w:sz="4" w:space="0"/>
+          <w:left w:val="none" w:color="000000" w:sz="4" w:space="0"/>
           <w:bottom w:val="single" w:color="000000" w:themeColor="accent3" w:themeTint="98" w:sz="4" w:space="0"/>
-          <w:right w:val="none"/>
+          <w:right w:val="none" w:color="000000" w:sz="4" w:space="0"/>
         </w:tcBorders>
       </w:tcPr>
     </w:tblStylePr>
@@ -13522,12 +13808,12 @@
         <w:sz w:val="22"/>
       </w:rPr>
       <w:tcPr>
-        <w:shd w:color="ffffff"/>
-        <w:tcBorders>
-          <w:top w:val="none"/>
+        <w:shd w:val="clear" w:color="ffffff"/>
+        <w:tcBorders>
+          <w:top w:val="none" w:color="000000" w:sz="4" w:space="0"/>
           <w:left w:val="single" w:color="000000" w:themeColor="accent3" w:themeTint="98" w:sz="4" w:space="0"/>
-          <w:bottom w:val="none"/>
-          <w:right w:val="none"/>
+          <w:bottom w:val="none" w:color="000000" w:sz="4" w:space="0"/>
+          <w:right w:val="none" w:color="000000" w:sz="4" w:space="0"/>
         </w:tcBorders>
       </w:tcPr>
     </w:tblStylePr>
@@ -13542,9 +13828,9 @@
         <w:shd w:val="clear" w:color="ffffff" w:themeColor="light1" w:fill="ffffff" w:themeFill="light1"/>
         <w:tcBorders>
           <w:top w:val="single" w:color="000000" w:themeColor="accent3" w:themeTint="98" w:sz="4" w:space="0"/>
-          <w:left w:val="none"/>
-          <w:bottom w:val="none"/>
-          <w:right w:val="none"/>
+          <w:left w:val="none" w:color="000000" w:sz="4" w:space="0"/>
+          <w:bottom w:val="none" w:color="000000" w:sz="4" w:space="0"/>
+          <w:right w:val="none" w:color="000000" w:sz="4" w:space="0"/>
         </w:tcBorders>
       </w:tcPr>
     </w:tblStylePr>
@@ -13556,9 +13842,9 @@
       </w:rPr>
     </w:tblStylePr>
   </w:style>
-  <w:style w:type="table" w:styleId="150">
+  <w:style w:type="table" w:styleId="792">
     <w:name w:val="List Table 7 Colorful - Accent 4"/>
-    <w:basedOn w:val="635"/>
+    <w:basedOn w:val="841"/>
     <w:uiPriority w:val="99"/>
     <w:pPr>
       <w:spacing w:after="0" w:line="240" w:lineRule="auto"/>
@@ -13604,11 +13890,11 @@
         <w:jc w:val="right"/>
       </w:pPr>
       <w:tcPr>
-        <w:shd w:color="ffffff"/>
-        <w:tcBorders>
-          <w:top w:val="none"/>
-          <w:left w:val="none"/>
-          <w:bottom w:val="none"/>
+        <w:shd w:val="clear" w:color="ffffff"/>
+        <w:tcBorders>
+          <w:top w:val="none" w:color="000000" w:sz="4" w:space="0"/>
+          <w:left w:val="none" w:color="000000" w:sz="4" w:space="0"/>
+          <w:bottom w:val="none" w:color="000000" w:sz="4" w:space="0"/>
           <w:right w:val="single" w:color="000000" w:themeColor="accent4" w:themeTint="9A" w:sz="4" w:space="0"/>
         </w:tcBorders>
       </w:tcPr>
@@ -13623,10 +13909,10 @@
       <w:tcPr>
         <w:shd w:val="clear" w:color="ffffff" w:themeColor="light1" w:fill="ffffff" w:themeFill="light1"/>
         <w:tcBorders>
-          <w:top w:val="none"/>
-          <w:left w:val="none"/>
+          <w:top w:val="none" w:color="000000" w:sz="4" w:space="0"/>
+          <w:left w:val="none" w:color="000000" w:sz="4" w:space="0"/>
           <w:bottom w:val="single" w:color="000000" w:themeColor="accent4" w:themeTint="9A" w:sz="4" w:space="0"/>
-          <w:right w:val="none"/>
+          <w:right w:val="none" w:color="000000" w:sz="4" w:space="0"/>
         </w:tcBorders>
       </w:tcPr>
     </w:tblStylePr>
@@ -13638,12 +13924,12 @@
         <w:sz w:val="22"/>
       </w:rPr>
       <w:tcPr>
-        <w:shd w:color="ffffff"/>
-        <w:tcBorders>
-          <w:top w:val="none"/>
+        <w:shd w:val="clear" w:color="ffffff"/>
+        <w:tcBorders>
+          <w:top w:val="none" w:color="000000" w:sz="4" w:space="0"/>
           <w:left w:val="single" w:color="000000" w:themeColor="accent4" w:themeTint="9A" w:sz="4" w:space="0"/>
-          <w:bottom w:val="none"/>
-          <w:right w:val="none"/>
+          <w:bottom w:val="none" w:color="000000" w:sz="4" w:space="0"/>
+          <w:right w:val="none" w:color="000000" w:sz="4" w:space="0"/>
         </w:tcBorders>
       </w:tcPr>
     </w:tblStylePr>
@@ -13658,9 +13944,9 @@
         <w:shd w:val="clear" w:color="ffffff" w:themeColor="light1" w:fill="ffffff" w:themeFill="light1"/>
         <w:tcBorders>
           <w:top w:val="single" w:color="000000" w:themeColor="accent4" w:themeTint="9A" w:sz="4" w:space="0"/>
-          <w:left w:val="none"/>
-          <w:bottom w:val="none"/>
-          <w:right w:val="none"/>
+          <w:left w:val="none" w:color="000000" w:sz="4" w:space="0"/>
+          <w:bottom w:val="none" w:color="000000" w:sz="4" w:space="0"/>
+          <w:right w:val="none" w:color="000000" w:sz="4" w:space="0"/>
         </w:tcBorders>
       </w:tcPr>
     </w:tblStylePr>
@@ -13672,9 +13958,9 @@
       </w:rPr>
     </w:tblStylePr>
   </w:style>
-  <w:style w:type="table" w:styleId="151">
+  <w:style w:type="table" w:styleId="793">
     <w:name w:val="List Table 7 Colorful - Accent 5"/>
-    <w:basedOn w:val="635"/>
+    <w:basedOn w:val="841"/>
     <w:uiPriority w:val="99"/>
     <w:pPr>
       <w:spacing w:after="0" w:line="240" w:lineRule="auto"/>
@@ -13720,11 +14006,11 @@
         <w:jc w:val="right"/>
       </w:pPr>
       <w:tcPr>
-        <w:shd w:color="ffffff"/>
-        <w:tcBorders>
-          <w:top w:val="none"/>
-          <w:left w:val="none"/>
-          <w:bottom w:val="none"/>
+        <w:shd w:val="clear" w:color="ffffff"/>
+        <w:tcBorders>
+          <w:top w:val="none" w:color="000000" w:sz="4" w:space="0"/>
+          <w:left w:val="none" w:color="000000" w:sz="4" w:space="0"/>
+          <w:bottom w:val="none" w:color="000000" w:sz="4" w:space="0"/>
           <w:right w:val="single" w:color="000000" w:themeColor="accent5" w:themeTint="9A" w:sz="4" w:space="0"/>
         </w:tcBorders>
       </w:tcPr>
@@ -13739,10 +14025,10 @@
       <w:tcPr>
         <w:shd w:val="clear" w:color="ffffff" w:themeColor="light1" w:fill="ffffff" w:themeFill="light1"/>
         <w:tcBorders>
-          <w:top w:val="none"/>
-          <w:left w:val="none"/>
+          <w:top w:val="none" w:color="000000" w:sz="4" w:space="0"/>
+          <w:left w:val="none" w:color="000000" w:sz="4" w:space="0"/>
           <w:bottom w:val="single" w:color="000000" w:themeColor="accent5" w:themeTint="9A" w:sz="4" w:space="0"/>
-          <w:right w:val="none"/>
+          <w:right w:val="none" w:color="000000" w:sz="4" w:space="0"/>
         </w:tcBorders>
       </w:tcPr>
     </w:tblStylePr>
@@ -13754,12 +14040,12 @@
         <w:sz w:val="22"/>
       </w:rPr>
       <w:tcPr>
-        <w:shd w:color="ffffff"/>
-        <w:tcBorders>
-          <w:top w:val="none"/>
+        <w:shd w:val="clear" w:color="ffffff"/>
+        <w:tcBorders>
+          <w:top w:val="none" w:color="000000" w:sz="4" w:space="0"/>
           <w:left w:val="single" w:color="000000" w:themeColor="accent5" w:themeTint="9A" w:sz="4" w:space="0"/>
-          <w:bottom w:val="none"/>
-          <w:right w:val="none"/>
+          <w:bottom w:val="none" w:color="000000" w:sz="4" w:space="0"/>
+          <w:right w:val="none" w:color="000000" w:sz="4" w:space="0"/>
         </w:tcBorders>
       </w:tcPr>
     </w:tblStylePr>
@@ -13774,9 +14060,9 @@
         <w:shd w:val="clear" w:color="ffffff" w:themeColor="light1" w:fill="ffffff" w:themeFill="light1"/>
         <w:tcBorders>
           <w:top w:val="single" w:color="000000" w:themeColor="accent5" w:themeTint="9A" w:sz="4" w:space="0"/>
-          <w:left w:val="none"/>
-          <w:bottom w:val="none"/>
-          <w:right w:val="none"/>
+          <w:left w:val="none" w:color="000000" w:sz="4" w:space="0"/>
+          <w:bottom w:val="none" w:color="000000" w:sz="4" w:space="0"/>
+          <w:right w:val="none" w:color="000000" w:sz="4" w:space="0"/>
         </w:tcBorders>
       </w:tcPr>
     </w:tblStylePr>
@@ -13788,9 +14074,9 @@
       </w:rPr>
     </w:tblStylePr>
   </w:style>
-  <w:style w:type="table" w:styleId="152">
+  <w:style w:type="table" w:styleId="794">
     <w:name w:val="List Table 7 Colorful - Accent 6"/>
-    <w:basedOn w:val="635"/>
+    <w:basedOn w:val="841"/>
     <w:uiPriority w:val="99"/>
     <w:pPr>
       <w:spacing w:after="0" w:line="240" w:lineRule="auto"/>
@@ -13836,11 +14122,11 @@
         <w:jc w:val="right"/>
       </w:pPr>
       <w:tcPr>
-        <w:shd w:color="ffffff"/>
-        <w:tcBorders>
-          <w:top w:val="none"/>
-          <w:left w:val="none"/>
-          <w:bottom w:val="none"/>
+        <w:shd w:val="clear" w:color="ffffff"/>
+        <w:tcBorders>
+          <w:top w:val="none" w:color="000000" w:sz="4" w:space="0"/>
+          <w:left w:val="none" w:color="000000" w:sz="4" w:space="0"/>
+          <w:bottom w:val="none" w:color="000000" w:sz="4" w:space="0"/>
           <w:right w:val="single" w:color="000000" w:themeColor="accent6" w:themeTint="98" w:sz="4" w:space="0"/>
         </w:tcBorders>
       </w:tcPr>
@@ -13855,10 +14141,10 @@
       <w:tcPr>
         <w:shd w:val="clear" w:color="ffffff" w:themeColor="light1" w:fill="ffffff" w:themeFill="light1"/>
         <w:tcBorders>
-          <w:top w:val="none"/>
-          <w:left w:val="none"/>
+          <w:top w:val="none" w:color="000000" w:sz="4" w:space="0"/>
+          <w:left w:val="none" w:color="000000" w:sz="4" w:space="0"/>
           <w:bottom w:val="single" w:color="000000" w:themeColor="accent6" w:themeTint="98" w:sz="4" w:space="0"/>
-          <w:right w:val="none"/>
+          <w:right w:val="none" w:color="000000" w:sz="4" w:space="0"/>
         </w:tcBorders>
       </w:tcPr>
     </w:tblStylePr>
@@ -13870,12 +14156,12 @@
         <w:sz w:val="22"/>
       </w:rPr>
       <w:tcPr>
-        <w:shd w:color="ffffff"/>
-        <w:tcBorders>
-          <w:top w:val="none"/>
+        <w:shd w:val="clear" w:color="ffffff"/>
+        <w:tcBorders>
+          <w:top w:val="none" w:color="000000" w:sz="4" w:space="0"/>
           <w:left w:val="single" w:color="000000" w:themeColor="accent6" w:themeTint="98" w:sz="4" w:space="0"/>
-          <w:bottom w:val="none"/>
-          <w:right w:val="none"/>
+          <w:bottom w:val="none" w:color="000000" w:sz="4" w:space="0"/>
+          <w:right w:val="none" w:color="000000" w:sz="4" w:space="0"/>
         </w:tcBorders>
       </w:tcPr>
     </w:tblStylePr>
@@ -13890,9 +14176,9 @@
         <w:shd w:val="clear" w:color="ffffff" w:themeColor="light1" w:fill="ffffff" w:themeFill="light1"/>
         <w:tcBorders>
           <w:top w:val="single" w:color="000000" w:themeColor="accent6" w:themeTint="98" w:sz="4" w:space="0"/>
-          <w:left w:val="none"/>
-          <w:bottom w:val="none"/>
-          <w:right w:val="none"/>
+          <w:left w:val="none" w:color="000000" w:sz="4" w:space="0"/>
+          <w:bottom w:val="none" w:color="000000" w:sz="4" w:space="0"/>
+          <w:right w:val="none" w:color="000000" w:sz="4" w:space="0"/>
         </w:tcBorders>
       </w:tcPr>
     </w:tblStylePr>
@@ -13904,9 +14190,9 @@
       </w:rPr>
     </w:tblStylePr>
   </w:style>
-  <w:style w:type="table" w:styleId="153">
+  <w:style w:type="table" w:styleId="795">
     <w:name w:val="Lined - Accent"/>
-    <w:basedOn w:val="635"/>
+    <w:basedOn w:val="841"/>
     <w:uiPriority w:val="99"/>
     <w:pPr>
       <w:spacing w:after="0" w:line="240" w:lineRule="auto"/>
@@ -13994,9 +14280,9 @@
       </w:tcPr>
     </w:tblStylePr>
   </w:style>
-  <w:style w:type="table" w:styleId="154">
+  <w:style w:type="table" w:styleId="796">
     <w:name w:val="Lined - Accent 1"/>
-    <w:basedOn w:val="635"/>
+    <w:basedOn w:val="841"/>
     <w:uiPriority w:val="99"/>
     <w:pPr>
       <w:spacing w:after="0" w:line="240" w:lineRule="auto"/>
@@ -14084,9 +14370,9 @@
       </w:tcPr>
     </w:tblStylePr>
   </w:style>
-  <w:style w:type="table" w:styleId="155">
+  <w:style w:type="table" w:styleId="797">
     <w:name w:val="Lined - Accent 2"/>
-    <w:basedOn w:val="635"/>
+    <w:basedOn w:val="841"/>
     <w:uiPriority w:val="99"/>
     <w:pPr>
       <w:spacing w:after="0" w:line="240" w:lineRule="auto"/>
@@ -14174,9 +14460,9 @@
       </w:tcPr>
     </w:tblStylePr>
   </w:style>
-  <w:style w:type="table" w:styleId="156">
+  <w:style w:type="table" w:styleId="798">
     <w:name w:val="Lined - Accent 3"/>
-    <w:basedOn w:val="635"/>
+    <w:basedOn w:val="841"/>
     <w:uiPriority w:val="99"/>
     <w:pPr>
       <w:spacing w:after="0" w:line="240" w:lineRule="auto"/>
@@ -14264,9 +14550,9 @@
       </w:tcPr>
     </w:tblStylePr>
   </w:style>
-  <w:style w:type="table" w:styleId="157">
+  <w:style w:type="table" w:styleId="799">
     <w:name w:val="Lined - Accent 4"/>
-    <w:basedOn w:val="635"/>
+    <w:basedOn w:val="841"/>
     <w:uiPriority w:val="99"/>
     <w:pPr>
       <w:spacing w:after="0" w:line="240" w:lineRule="auto"/>
@@ -14354,9 +14640,9 @@
       </w:tcPr>
     </w:tblStylePr>
   </w:style>
-  <w:style w:type="table" w:styleId="158">
+  <w:style w:type="table" w:styleId="800">
     <w:name w:val="Lined - Accent 5"/>
-    <w:basedOn w:val="635"/>
+    <w:basedOn w:val="841"/>
     <w:uiPriority w:val="99"/>
     <w:pPr>
       <w:spacing w:after="0" w:line="240" w:lineRule="auto"/>
@@ -14444,9 +14730,9 @@
       </w:tcPr>
     </w:tblStylePr>
   </w:style>
-  <w:style w:type="table" w:styleId="159">
+  <w:style w:type="table" w:styleId="801">
     <w:name w:val="Lined - Accent 6"/>
-    <w:basedOn w:val="635"/>
+    <w:basedOn w:val="841"/>
     <w:uiPriority w:val="99"/>
     <w:pPr>
       <w:spacing w:after="0" w:line="240" w:lineRule="auto"/>
@@ -14534,9 +14820,9 @@
       </w:tcPr>
     </w:tblStylePr>
   </w:style>
-  <w:style w:type="table" w:styleId="160">
+  <w:style w:type="table" w:styleId="802">
     <w:name w:val="Bordered &amp; Lined - Accent"/>
-    <w:basedOn w:val="635"/>
+    <w:basedOn w:val="841"/>
     <w:uiPriority w:val="99"/>
     <w:pPr>
       <w:spacing w:after="0" w:line="240" w:lineRule="auto"/>
@@ -14632,9 +14918,9 @@
       </w:tcPr>
     </w:tblStylePr>
   </w:style>
-  <w:style w:type="table" w:styleId="161">
+  <w:style w:type="table" w:styleId="803">
     <w:name w:val="Bordered &amp; Lined - Accent 1"/>
-    <w:basedOn w:val="635"/>
+    <w:basedOn w:val="841"/>
     <w:uiPriority w:val="99"/>
     <w:pPr>
       <w:spacing w:after="0" w:line="240" w:lineRule="auto"/>
@@ -14730,9 +15016,9 @@
       </w:tcPr>
     </w:tblStylePr>
   </w:style>
-  <w:style w:type="table" w:styleId="162">
+  <w:style w:type="table" w:styleId="804">
     <w:name w:val="Bordered &amp; Lined - Accent 2"/>
-    <w:basedOn w:val="635"/>
+    <w:basedOn w:val="841"/>
     <w:uiPriority w:val="99"/>
     <w:pPr>
       <w:spacing w:after="0" w:line="240" w:lineRule="auto"/>
@@ -14828,9 +15114,9 @@
       </w:tcPr>
     </w:tblStylePr>
   </w:style>
-  <w:style w:type="table" w:styleId="163">
+  <w:style w:type="table" w:styleId="805">
     <w:name w:val="Bordered &amp; Lined - Accent 3"/>
-    <w:basedOn w:val="635"/>
+    <w:basedOn w:val="841"/>
     <w:uiPriority w:val="99"/>
     <w:pPr>
       <w:spacing w:after="0" w:line="240" w:lineRule="auto"/>
@@ -14926,9 +15212,9 @@
       </w:tcPr>
     </w:tblStylePr>
   </w:style>
-  <w:style w:type="table" w:styleId="164">
+  <w:style w:type="table" w:styleId="806">
     <w:name w:val="Bordered &amp; Lined - Accent 4"/>
-    <w:basedOn w:val="635"/>
+    <w:basedOn w:val="841"/>
     <w:uiPriority w:val="99"/>
     <w:pPr>
       <w:spacing w:after="0" w:line="240" w:lineRule="auto"/>
@@ -15024,9 +15310,9 @@
       </w:tcPr>
     </w:tblStylePr>
   </w:style>
-  <w:style w:type="table" w:styleId="165">
+  <w:style w:type="table" w:styleId="807">
     <w:name w:val="Bordered &amp; Lined - Accent 5"/>
-    <w:basedOn w:val="635"/>
+    <w:basedOn w:val="841"/>
     <w:uiPriority w:val="99"/>
     <w:pPr>
       <w:spacing w:after="0" w:line="240" w:lineRule="auto"/>
@@ -15122,9 +15408,9 @@
       </w:tcPr>
     </w:tblStylePr>
   </w:style>
-  <w:style w:type="table" w:styleId="166">
+  <w:style w:type="table" w:styleId="808">
     <w:name w:val="Bordered &amp; Lined - Accent 6"/>
-    <w:basedOn w:val="635"/>
+    <w:basedOn w:val="841"/>
     <w:uiPriority w:val="99"/>
     <w:pPr>
       <w:spacing w:after="0" w:line="240" w:lineRule="auto"/>
@@ -15220,9 +15506,9 @@
       </w:tcPr>
     </w:tblStylePr>
   </w:style>
-  <w:style w:type="table" w:styleId="167">
+  <w:style w:type="table" w:styleId="809">
     <w:name w:val="Bordered"/>
-    <w:basedOn w:val="635"/>
+    <w:basedOn w:val="841"/>
     <w:uiPriority w:val="99"/>
     <w:pPr>
       <w:spacing w:after="0" w:line="240" w:lineRule="auto"/>
@@ -15299,9 +15585,9 @@
       </w:tcPr>
     </w:tblStylePr>
   </w:style>
-  <w:style w:type="table" w:styleId="168">
+  <w:style w:type="table" w:styleId="810">
     <w:name w:val="Bordered - Accent 1"/>
-    <w:basedOn w:val="635"/>
+    <w:basedOn w:val="841"/>
     <w:uiPriority w:val="99"/>
     <w:pPr>
       <w:spacing w:after="0" w:line="240" w:lineRule="auto"/>
@@ -15378,9 +15664,9 @@
       </w:tcPr>
     </w:tblStylePr>
   </w:style>
-  <w:style w:type="table" w:styleId="169">
+  <w:style w:type="table" w:styleId="811">
     <w:name w:val="Bordered - Accent 2"/>
-    <w:basedOn w:val="635"/>
+    <w:basedOn w:val="841"/>
     <w:uiPriority w:val="99"/>
     <w:pPr>
       <w:spacing w:after="0" w:line="240" w:lineRule="auto"/>
@@ -15457,9 +15743,9 @@
       </w:tcPr>
     </w:tblStylePr>
   </w:style>
-  <w:style w:type="table" w:styleId="170">
+  <w:style w:type="table" w:styleId="812">
     <w:name w:val="Bordered - Accent 3"/>
-    <w:basedOn w:val="635"/>
+    <w:basedOn w:val="841"/>
     <w:uiPriority w:val="99"/>
     <w:pPr>
       <w:spacing w:after="0" w:line="240" w:lineRule="auto"/>
@@ -15536,9 +15822,9 @@
       </w:tcPr>
     </w:tblStylePr>
   </w:style>
-  <w:style w:type="table" w:styleId="171">
+  <w:style w:type="table" w:styleId="813">
     <w:name w:val="Bordered - Accent 4"/>
-    <w:basedOn w:val="635"/>
+    <w:basedOn w:val="841"/>
     <w:uiPriority w:val="99"/>
     <w:pPr>
       <w:spacing w:after="0" w:line="240" w:lineRule="auto"/>
@@ -15615,9 +15901,9 @@
       </w:tcPr>
     </w:tblStylePr>
   </w:style>
-  <w:style w:type="table" w:styleId="172">
+  <w:style w:type="table" w:styleId="814">
     <w:name w:val="Bordered - Accent 5"/>
-    <w:basedOn w:val="635"/>
+    <w:basedOn w:val="841"/>
     <w:uiPriority w:val="99"/>
     <w:pPr>
       <w:spacing w:after="0" w:line="240" w:lineRule="auto"/>
@@ -15694,9 +15980,9 @@
       </w:tcPr>
     </w:tblStylePr>
   </w:style>
-  <w:style w:type="table" w:styleId="173">
+  <w:style w:type="table" w:styleId="815">
     <w:name w:val="Bordered - Accent 6"/>
-    <w:basedOn w:val="635"/>
+    <w:basedOn w:val="841"/>
     <w:uiPriority w:val="99"/>
     <w:pPr>
       <w:spacing w:after="0" w:line="240" w:lineRule="auto"/>
@@ -15773,10 +16059,10 @@
       </w:tcPr>
     </w:tblStylePr>
   </w:style>
-  <w:style w:type="paragraph" w:styleId="175">
+  <w:style w:type="paragraph" w:styleId="816">
     <w:name w:val="footnote text"/>
-    <w:basedOn w:val="627"/>
-    <w:link w:val="176"/>
+    <w:basedOn w:val="833"/>
+    <w:link w:val="817"/>
     <w:uiPriority w:val="99"/>
     <w:semiHidden/>
     <w:unhideWhenUsed/>
@@ -15787,27 +16073,27 @@
       <w:sz w:val="18"/>
     </w:rPr>
   </w:style>
-  <w:style w:type="character" w:styleId="176">
+  <w:style w:type="character" w:styleId="817">
     <w:name w:val="Footnote Text Char"/>
-    <w:link w:val="175"/>
+    <w:link w:val="816"/>
     <w:uiPriority w:val="99"/>
     <w:rPr>
       <w:sz w:val="18"/>
     </w:rPr>
   </w:style>
-  <w:style w:type="character" w:styleId="177">
+  <w:style w:type="character" w:styleId="818">
     <w:name w:val="footnote reference"/>
-    <w:basedOn w:val="634"/>
+    <w:basedOn w:val="840"/>
     <w:uiPriority w:val="99"/>
     <w:unhideWhenUsed/>
     <w:rPr>
       <w:vertAlign w:val="superscript"/>
     </w:rPr>
   </w:style>
-  <w:style w:type="paragraph" w:styleId="178">
+  <w:style w:type="paragraph" w:styleId="819">
     <w:name w:val="endnote text"/>
-    <w:basedOn w:val="627"/>
-    <w:link w:val="179"/>
+    <w:basedOn w:val="833"/>
+    <w:link w:val="820"/>
     <w:uiPriority w:val="99"/>
     <w:semiHidden/>
     <w:unhideWhenUsed/>
@@ -15818,17 +16104,17 @@
       <w:sz w:val="20"/>
     </w:rPr>
   </w:style>
-  <w:style w:type="character" w:styleId="179">
+  <w:style w:type="character" w:styleId="820">
     <w:name w:val="Endnote Text Char"/>
-    <w:link w:val="178"/>
+    <w:link w:val="819"/>
     <w:uiPriority w:val="99"/>
     <w:rPr>
       <w:sz w:val="20"/>
     </w:rPr>
   </w:style>
-  <w:style w:type="character" w:styleId="180">
+  <w:style w:type="character" w:styleId="821">
     <w:name w:val="endnote reference"/>
-    <w:basedOn w:val="634"/>
+    <w:basedOn w:val="840"/>
     <w:uiPriority w:val="99"/>
     <w:semiHidden/>
     <w:unhideWhenUsed/>
@@ -15836,10 +16122,10 @@
       <w:vertAlign w:val="superscript"/>
     </w:rPr>
   </w:style>
-  <w:style w:type="paragraph" w:styleId="181">
+  <w:style w:type="paragraph" w:styleId="822">
     <w:name w:val="toc 1"/>
-    <w:basedOn w:val="627"/>
-    <w:next w:val="627"/>
+    <w:basedOn w:val="833"/>
+    <w:next w:val="833"/>
     <w:uiPriority w:val="39"/>
     <w:unhideWhenUsed/>
     <w:pPr>
@@ -15847,10 +16133,10 @@
       <w:spacing w:after="57"/>
     </w:pPr>
   </w:style>
-  <w:style w:type="paragraph" w:styleId="182">
+  <w:style w:type="paragraph" w:styleId="823">
     <w:name w:val="toc 2"/>
-    <w:basedOn w:val="627"/>
-    <w:next w:val="627"/>
+    <w:basedOn w:val="833"/>
+    <w:next w:val="833"/>
     <w:uiPriority w:val="39"/>
     <w:unhideWhenUsed/>
     <w:pPr>
@@ -15858,10 +16144,10 @@
       <w:spacing w:after="57"/>
     </w:pPr>
   </w:style>
-  <w:style w:type="paragraph" w:styleId="183">
+  <w:style w:type="paragraph" w:styleId="824">
     <w:name w:val="toc 3"/>
-    <w:basedOn w:val="627"/>
-    <w:next w:val="627"/>
+    <w:basedOn w:val="833"/>
+    <w:next w:val="833"/>
     <w:uiPriority w:val="39"/>
     <w:unhideWhenUsed/>
     <w:pPr>
@@ -15869,10 +16155,10 @@
       <w:spacing w:after="57"/>
     </w:pPr>
   </w:style>
-  <w:style w:type="paragraph" w:styleId="184">
+  <w:style w:type="paragraph" w:styleId="825">
     <w:name w:val="toc 4"/>
-    <w:basedOn w:val="627"/>
-    <w:next w:val="627"/>
+    <w:basedOn w:val="833"/>
+    <w:next w:val="833"/>
     <w:uiPriority w:val="39"/>
     <w:unhideWhenUsed/>
     <w:pPr>
@@ -15880,10 +16166,10 @@
       <w:spacing w:after="57"/>
     </w:pPr>
   </w:style>
-  <w:style w:type="paragraph" w:styleId="185">
+  <w:style w:type="paragraph" w:styleId="826">
     <w:name w:val="toc 5"/>
-    <w:basedOn w:val="627"/>
-    <w:next w:val="627"/>
+    <w:basedOn w:val="833"/>
+    <w:next w:val="833"/>
     <w:uiPriority w:val="39"/>
     <w:unhideWhenUsed/>
     <w:pPr>
@@ -15891,10 +16177,10 @@
       <w:spacing w:after="57"/>
     </w:pPr>
   </w:style>
-  <w:style w:type="paragraph" w:styleId="186">
+  <w:style w:type="paragraph" w:styleId="827">
     <w:name w:val="toc 6"/>
-    <w:basedOn w:val="627"/>
-    <w:next w:val="627"/>
+    <w:basedOn w:val="833"/>
+    <w:next w:val="833"/>
     <w:uiPriority w:val="39"/>
     <w:unhideWhenUsed/>
     <w:pPr>
@@ -15902,10 +16188,10 @@
       <w:spacing w:after="57"/>
     </w:pPr>
   </w:style>
-  <w:style w:type="paragraph" w:styleId="187">
+  <w:style w:type="paragraph" w:styleId="828">
     <w:name w:val="toc 7"/>
-    <w:basedOn w:val="627"/>
-    <w:next w:val="627"/>
+    <w:basedOn w:val="833"/>
+    <w:next w:val="833"/>
     <w:uiPriority w:val="39"/>
     <w:unhideWhenUsed/>
     <w:pPr>
@@ -15913,10 +16199,10 @@
       <w:spacing w:after="57"/>
     </w:pPr>
   </w:style>
-  <w:style w:type="paragraph" w:styleId="188">
+  <w:style w:type="paragraph" w:styleId="829">
     <w:name w:val="toc 8"/>
-    <w:basedOn w:val="627"/>
-    <w:next w:val="627"/>
+    <w:basedOn w:val="833"/>
+    <w:next w:val="833"/>
     <w:uiPriority w:val="39"/>
     <w:unhideWhenUsed/>
     <w:pPr>
@@ -15924,10 +16210,10 @@
       <w:spacing w:after="57"/>
     </w:pPr>
   </w:style>
-  <w:style w:type="paragraph" w:styleId="189">
+  <w:style w:type="paragraph" w:styleId="830">
     <w:name w:val="toc 9"/>
-    <w:basedOn w:val="627"/>
-    <w:next w:val="627"/>
+    <w:basedOn w:val="833"/>
+    <w:next w:val="833"/>
     <w:uiPriority w:val="39"/>
     <w:unhideWhenUsed/>
     <w:pPr>
@@ -15935,22 +16221,22 @@
       <w:spacing w:after="57"/>
     </w:pPr>
   </w:style>
-  <w:style w:type="paragraph" w:styleId="190">
+  <w:style w:type="paragraph" w:styleId="831">
     <w:name w:val="TOC Heading"/>
     <w:uiPriority w:val="39"/>
     <w:unhideWhenUsed/>
   </w:style>
-  <w:style w:type="paragraph" w:styleId="191">
+  <w:style w:type="paragraph" w:styleId="832">
     <w:name w:val="table of figures"/>
-    <w:basedOn w:val="627"/>
-    <w:next w:val="627"/>
+    <w:basedOn w:val="833"/>
+    <w:next w:val="833"/>
     <w:uiPriority w:val="99"/>
     <w:unhideWhenUsed/>
     <w:pPr>
       <w:spacing w:after="0" w:afterAutospacing="0"/>
     </w:pPr>
   </w:style>
-  <w:style w:type="paragraph" w:styleId="627" w:default="1">
+  <w:style w:type="paragraph" w:styleId="833" w:default="1">
     <w:name w:val="Normal"/>
     <w:qFormat/>
     <w:pPr>
@@ -15963,10 +16249,10 @@
       <w:lang w:eastAsia="hi-IN" w:bidi="hi-IN"/>
     </w:rPr>
   </w:style>
-  <w:style w:type="paragraph" w:styleId="628">
+  <w:style w:type="paragraph" w:styleId="834">
     <w:name w:val="Heading 1"/>
-    <w:basedOn w:val="627"/>
-    <w:next w:val="627"/>
+    <w:basedOn w:val="833"/>
+    <w:next w:val="833"/>
     <w:uiPriority w:val="9"/>
     <w:qFormat/>
     <w:pPr>
@@ -15980,10 +16266,10 @@
       <w:szCs w:val="48"/>
     </w:rPr>
   </w:style>
-  <w:style w:type="paragraph" w:styleId="629">
+  <w:style w:type="paragraph" w:styleId="835">
     <w:name w:val="Heading 2"/>
-    <w:basedOn w:val="627"/>
-    <w:next w:val="627"/>
+    <w:basedOn w:val="833"/>
+    <w:next w:val="833"/>
     <w:uiPriority w:val="9"/>
     <w:semiHidden/>
     <w:unhideWhenUsed/>
@@ -16000,10 +16286,10 @@
       <w:szCs w:val="36"/>
     </w:rPr>
   </w:style>
-  <w:style w:type="paragraph" w:styleId="630">
+  <w:style w:type="paragraph" w:styleId="836">
     <w:name w:val="Heading 3"/>
-    <w:basedOn w:val="627"/>
-    <w:next w:val="627"/>
+    <w:basedOn w:val="833"/>
+    <w:next w:val="833"/>
     <w:uiPriority w:val="9"/>
     <w:semiHidden/>
     <w:unhideWhenUsed/>
@@ -16020,10 +16306,10 @@
       <w:szCs w:val="28"/>
     </w:rPr>
   </w:style>
-  <w:style w:type="paragraph" w:styleId="631">
+  <w:style w:type="paragraph" w:styleId="837">
     <w:name w:val="Heading 4"/>
-    <w:basedOn w:val="627"/>
-    <w:next w:val="627"/>
+    <w:basedOn w:val="833"/>
+    <w:next w:val="833"/>
     <w:uiPriority w:val="9"/>
     <w:semiHidden/>
     <w:unhideWhenUsed/>
@@ -16038,10 +16324,10 @@
       <w:b/>
     </w:rPr>
   </w:style>
-  <w:style w:type="paragraph" w:styleId="632">
+  <w:style w:type="paragraph" w:styleId="838">
     <w:name w:val="Heading 5"/>
-    <w:basedOn w:val="627"/>
-    <w:next w:val="627"/>
+    <w:basedOn w:val="833"/>
+    <w:next w:val="833"/>
     <w:uiPriority w:val="9"/>
     <w:semiHidden/>
     <w:unhideWhenUsed/>
@@ -16058,10 +16344,10 @@
       <w:szCs w:val="22"/>
     </w:rPr>
   </w:style>
-  <w:style w:type="paragraph" w:styleId="633">
+  <w:style w:type="paragraph" w:styleId="839">
     <w:name w:val="Heading 6"/>
-    <w:basedOn w:val="627"/>
-    <w:next w:val="627"/>
+    <w:basedOn w:val="833"/>
+    <w:next w:val="833"/>
     <w:uiPriority w:val="9"/>
     <w:semiHidden/>
     <w:unhideWhenUsed/>
@@ -16078,13 +16364,13 @@
       <w:szCs w:val="20"/>
     </w:rPr>
   </w:style>
-  <w:style w:type="character" w:styleId="634" w:default="1">
+  <w:style w:type="character" w:styleId="840" w:default="1">
     <w:name w:val="Default Paragraph Font"/>
     <w:uiPriority w:val="1"/>
     <w:semiHidden/>
     <w:unhideWhenUsed/>
   </w:style>
-  <w:style w:type="table" w:styleId="635" w:default="1">
+  <w:style w:type="table" w:styleId="841" w:default="1">
     <w:name w:val="Normal Table"/>
     <w:uiPriority w:val="99"/>
     <w:semiHidden/>
@@ -16099,13 +16385,13 @@
       </w:tblCellMar>
     </w:tblPr>
   </w:style>
-  <w:style w:type="numbering" w:styleId="636" w:default="1">
+  <w:style w:type="numbering" w:styleId="842" w:default="1">
     <w:name w:val="No List"/>
     <w:uiPriority w:val="99"/>
     <w:semiHidden/>
     <w:unhideWhenUsed/>
   </w:style>
-  <w:style w:type="table" w:styleId="637" w:customStyle="1">
+  <w:style w:type="table" w:styleId="843" w:customStyle="1">
     <w:name w:val="Table Normal"/>
     <w:tblPr>
       <w:tblCellMar>
@@ -16116,10 +16402,10 @@
       </w:tblCellMar>
     </w:tblPr>
   </w:style>
-  <w:style w:type="paragraph" w:styleId="638">
+  <w:style w:type="paragraph" w:styleId="844">
     <w:name w:val="Title"/>
-    <w:basedOn w:val="627"/>
-    <w:next w:val="627"/>
+    <w:basedOn w:val="833"/>
+    <w:next w:val="833"/>
     <w:uiPriority w:val="10"/>
     <w:qFormat/>
     <w:pPr>
@@ -16133,7 +16419,7 @@
       <w:szCs w:val="72"/>
     </w:rPr>
   </w:style>
-  <w:style w:type="character" w:styleId="639">
+  <w:style w:type="character" w:styleId="845">
     <w:name w:val="Hyperlink"/>
     <w:qFormat/>
     <w:rPr>
@@ -16144,7 +16430,7 @@
       <w:cs w:val="0"/>
     </w:rPr>
   </w:style>
-  <w:style w:type="paragraph" w:styleId="640" w:customStyle="1">
+  <w:style w:type="paragraph" w:styleId="846" w:customStyle="1">
     <w:name w:val="Обычный1"/>
     <w:pPr>
       <w:ind w:left="-1" w:hanging="1"/>
@@ -16155,9 +16441,9 @@
       <w:position w:val="-1"/>
     </w:rPr>
   </w:style>
-  <w:style w:type="paragraph" w:styleId="641" w:customStyle="1">
+  <w:style w:type="paragraph" w:styleId="847" w:customStyle="1">
     <w:name w:val="Обычный (веб)"/>
-    <w:basedOn w:val="627"/>
+    <w:basedOn w:val="833"/>
     <w:qFormat/>
     <w:pPr>
       <w:spacing w:before="100" w:beforeAutospacing="1" w:after="100" w:afterAutospacing="1"/>
@@ -16166,7 +16452,7 @@
       <w:lang w:eastAsia="ru-RU" w:bidi="ar-SA"/>
     </w:rPr>
   </w:style>
-  <w:style w:type="character" w:styleId="642">
+  <w:style w:type="character" w:styleId="848">
     <w:name w:val="Unresolved Mention"/>
     <w:qFormat/>
     <w:rPr>
@@ -16177,10 +16463,10 @@
       <w:cs w:val="0"/>
     </w:rPr>
   </w:style>
-  <w:style w:type="paragraph" w:styleId="643">
+  <w:style w:type="paragraph" w:styleId="849">
     <w:name w:val="Subtitle"/>
-    <w:basedOn w:val="627"/>
-    <w:next w:val="627"/>
+    <w:basedOn w:val="833"/>
+    <w:next w:val="833"/>
     <w:uiPriority w:val="11"/>
     <w:qFormat/>
     <w:pPr>
@@ -16196,9 +16482,9 @@
       <w:szCs w:val="48"/>
     </w:rPr>
   </w:style>
-  <w:style w:type="table" w:styleId="644" w:customStyle="1">
+  <w:style w:type="table" w:styleId="850" w:customStyle="1">
     <w:name w:val="StGen0"/>
-    <w:basedOn w:val="637"/>
+    <w:basedOn w:val="843"/>
     <w:tblPr>
       <w:tblStyleRowBandSize w:val="1"/>
       <w:tblStyleColBandSize w:val="1"/>
